--- a/docs/requirements/Requirements Specifications.docx
+++ b/docs/requirements/Requirements Specifications.docx
@@ -52,7 +52,7 @@
     </w:p>
     <w:p>
       <w:pPr>
-        <w:pStyle w:val="Heading1"/>
+        <w:pStyle w:val="Heading2"/>
         <w:rPr>
           <w:rFonts w:ascii="Times New Roman" w:hAnsi="Times New Roman" w:cs="Times New Roman"/>
           <w:b/>
@@ -62,15 +62,15 @@
           <w:szCs w:val="28"/>
         </w:rPr>
       </w:pPr>
-      <w:bookmarkStart w:id="2" w:name="_Toc226924011"/>
+      <w:bookmarkStart w:id="2" w:name="_Toc231319799"/>
       <w:r>
         <w:rPr>
           <w:rFonts w:ascii="Times New Roman" w:hAnsi="Times New Roman" w:cs="Times New Roman"/>
           <w:b/>
           <w:bCs/>
           <w:color w:val="auto"/>
-          <w:sz w:val="24"/>
-          <w:szCs w:val="24"/>
+          <w:sz w:val="28"/>
+          <w:szCs w:val="28"/>
         </w:rPr>
         <w:t>3.1 Functional Requirements</w:t>
       </w:r>
@@ -81,8 +81,8 @@
           <w:b/>
           <w:bCs/>
           <w:color w:val="auto"/>
-          <w:sz w:val="24"/>
-          <w:szCs w:val="24"/>
+          <w:sz w:val="28"/>
+          <w:szCs w:val="28"/>
         </w:rPr>
         <w:t xml:space="preserve"> </w:t>
       </w:r>
@@ -90,6 +90,7 @@
     <w:p>
       <w:pPr>
         <w:spacing w:line="360" w:lineRule="auto"/>
+        <w:jc w:val="both"/>
         <w:rPr>
           <w:i/>
           <w:iCs/>
@@ -235,6 +236,7 @@
     <w:p>
       <w:pPr>
         <w:spacing w:line="360" w:lineRule="auto"/>
+        <w:jc w:val="both"/>
         <w:rPr>
           <w:rFonts w:ascii="Times New Roman" w:hAnsi="Times New Roman" w:cs="Times New Roman"/>
           <w:sz w:val="24"/>
@@ -282,37 +284,41 @@
     <w:tbl>
       <w:tblPr>
         <w:tblStyle w:val="TableGrid"/>
-        <w:tblW w:w="10491" w:type="dxa"/>
+        <w:tblW w:w="10632" w:type="dxa"/>
         <w:tblInd w:w="-431" w:type="dxa"/>
         <w:tblLook w:val="04A0" w:firstRow="1" w:lastRow="0" w:firstColumn="1" w:lastColumn="0" w:noHBand="0" w:noVBand="1"/>
       </w:tblPr>
       <w:tblGrid>
-        <w:gridCol w:w="1380"/>
-        <w:gridCol w:w="2094"/>
-        <w:gridCol w:w="2383"/>
-        <w:gridCol w:w="1106"/>
-        <w:gridCol w:w="1325"/>
-        <w:gridCol w:w="2203"/>
+        <w:gridCol w:w="1398"/>
+        <w:gridCol w:w="2097"/>
+        <w:gridCol w:w="2401"/>
+        <w:gridCol w:w="1109"/>
+        <w:gridCol w:w="1335"/>
+        <w:gridCol w:w="2292"/>
       </w:tblGrid>
       <w:tr>
         <w:tc>
           <w:tcPr>
-            <w:tcW w:w="1483" w:type="dxa"/>
-            <w:hideMark/>
-          </w:tcPr>
-          <w:p>
-            <w:pPr>
-              <w:spacing w:after="160" w:line="360" w:lineRule="auto"/>
-              <w:rPr>
-                <w:rFonts w:ascii="Times New Roman" w:hAnsi="Times New Roman" w:cs="Times New Roman"/>
-                <w:sz w:val="24"/>
-                <w:szCs w:val="24"/>
-                <w:lang w:val="en-US"/>
-              </w:rPr>
-            </w:pPr>
-            <w:r>
-              <w:rPr>
-                <w:rFonts w:ascii="Times New Roman" w:hAnsi="Times New Roman" w:cs="Times New Roman"/>
+            <w:tcW w:w="1565" w:type="dxa"/>
+            <w:hideMark/>
+          </w:tcPr>
+          <w:p>
+            <w:pPr>
+              <w:spacing w:after="160" w:line="360" w:lineRule="auto"/>
+              <w:rPr>
+                <w:rFonts w:ascii="Times New Roman" w:hAnsi="Times New Roman" w:cs="Times New Roman"/>
+                <w:b/>
+                <w:bCs/>
+                <w:sz w:val="24"/>
+                <w:szCs w:val="24"/>
+                <w:lang w:val="en-US"/>
+              </w:rPr>
+            </w:pPr>
+            <w:r>
+              <w:rPr>
+                <w:rFonts w:ascii="Times New Roman" w:hAnsi="Times New Roman" w:cs="Times New Roman"/>
+                <w:b/>
+                <w:bCs/>
                 <w:sz w:val="24"/>
                 <w:szCs w:val="24"/>
                 <w:lang w:val="en-US"/>
@@ -324,22 +330,26 @@
         </w:tc>
         <w:tc>
           <w:tcPr>
-            <w:tcW w:w="2112" w:type="dxa"/>
-            <w:hideMark/>
-          </w:tcPr>
-          <w:p>
-            <w:pPr>
-              <w:spacing w:after="160" w:line="360" w:lineRule="auto"/>
-              <w:rPr>
-                <w:rFonts w:ascii="Times New Roman" w:hAnsi="Times New Roman" w:cs="Times New Roman"/>
-                <w:sz w:val="24"/>
-                <w:szCs w:val="24"/>
-                <w:lang w:val="en-US"/>
-              </w:rPr>
-            </w:pPr>
-            <w:r>
-              <w:rPr>
-                <w:rFonts w:ascii="Times New Roman" w:hAnsi="Times New Roman" w:cs="Times New Roman"/>
+            <w:tcW w:w="2127" w:type="dxa"/>
+            <w:hideMark/>
+          </w:tcPr>
+          <w:p>
+            <w:pPr>
+              <w:spacing w:after="160" w:line="360" w:lineRule="auto"/>
+              <w:rPr>
+                <w:rFonts w:ascii="Times New Roman" w:hAnsi="Times New Roman" w:cs="Times New Roman"/>
+                <w:b/>
+                <w:bCs/>
+                <w:sz w:val="24"/>
+                <w:szCs w:val="24"/>
+                <w:lang w:val="en-US"/>
+              </w:rPr>
+            </w:pPr>
+            <w:r>
+              <w:rPr>
+                <w:rFonts w:ascii="Times New Roman" w:hAnsi="Times New Roman" w:cs="Times New Roman"/>
+                <w:b/>
+                <w:bCs/>
                 <w:sz w:val="24"/>
                 <w:szCs w:val="24"/>
                 <w:lang w:val="en-US"/>
@@ -350,22 +360,26 @@
         </w:tc>
         <w:tc>
           <w:tcPr>
-            <w:tcW w:w="2477" w:type="dxa"/>
-            <w:hideMark/>
-          </w:tcPr>
-          <w:p>
-            <w:pPr>
-              <w:spacing w:after="160" w:line="360" w:lineRule="auto"/>
-              <w:rPr>
-                <w:rFonts w:ascii="Times New Roman" w:hAnsi="Times New Roman" w:cs="Times New Roman"/>
-                <w:sz w:val="24"/>
-                <w:szCs w:val="24"/>
-                <w:lang w:val="en-US"/>
-              </w:rPr>
-            </w:pPr>
-            <w:r>
-              <w:rPr>
-                <w:rFonts w:ascii="Times New Roman" w:hAnsi="Times New Roman" w:cs="Times New Roman"/>
+            <w:tcW w:w="2551" w:type="dxa"/>
+            <w:hideMark/>
+          </w:tcPr>
+          <w:p>
+            <w:pPr>
+              <w:spacing w:after="160" w:line="360" w:lineRule="auto"/>
+              <w:rPr>
+                <w:rFonts w:ascii="Times New Roman" w:hAnsi="Times New Roman" w:cs="Times New Roman"/>
+                <w:b/>
+                <w:bCs/>
+                <w:sz w:val="24"/>
+                <w:szCs w:val="24"/>
+                <w:lang w:val="en-US"/>
+              </w:rPr>
+            </w:pPr>
+            <w:r>
+              <w:rPr>
+                <w:rFonts w:ascii="Times New Roman" w:hAnsi="Times New Roman" w:cs="Times New Roman"/>
+                <w:b/>
+                <w:bCs/>
                 <w:sz w:val="24"/>
                 <w:szCs w:val="24"/>
                 <w:lang w:val="en-US"/>
@@ -376,22 +390,26 @@
         </w:tc>
         <w:tc>
           <w:tcPr>
-            <w:tcW w:w="1122" w:type="dxa"/>
-            <w:hideMark/>
-          </w:tcPr>
-          <w:p>
-            <w:pPr>
-              <w:spacing w:after="160" w:line="360" w:lineRule="auto"/>
-              <w:rPr>
-                <w:rFonts w:ascii="Times New Roman" w:hAnsi="Times New Roman" w:cs="Times New Roman"/>
-                <w:sz w:val="24"/>
-                <w:szCs w:val="24"/>
-                <w:lang w:val="en-US"/>
-              </w:rPr>
-            </w:pPr>
-            <w:r>
-              <w:rPr>
-                <w:rFonts w:ascii="Times New Roman" w:hAnsi="Times New Roman" w:cs="Times New Roman"/>
+            <w:tcW w:w="1134" w:type="dxa"/>
+            <w:hideMark/>
+          </w:tcPr>
+          <w:p>
+            <w:pPr>
+              <w:spacing w:after="160" w:line="360" w:lineRule="auto"/>
+              <w:rPr>
+                <w:rFonts w:ascii="Times New Roman" w:hAnsi="Times New Roman" w:cs="Times New Roman"/>
+                <w:b/>
+                <w:bCs/>
+                <w:sz w:val="24"/>
+                <w:szCs w:val="24"/>
+                <w:lang w:val="en-US"/>
+              </w:rPr>
+            </w:pPr>
+            <w:r>
+              <w:rPr>
+                <w:rFonts w:ascii="Times New Roman" w:hAnsi="Times New Roman" w:cs="Times New Roman"/>
+                <w:b/>
+                <w:bCs/>
                 <w:sz w:val="24"/>
                 <w:szCs w:val="24"/>
                 <w:lang w:val="en-US"/>
@@ -402,22 +420,26 @@
         </w:tc>
         <w:tc>
           <w:tcPr>
-            <w:tcW w:w="1377" w:type="dxa"/>
-            <w:hideMark/>
-          </w:tcPr>
-          <w:p>
-            <w:pPr>
-              <w:spacing w:after="160" w:line="360" w:lineRule="auto"/>
-              <w:rPr>
-                <w:rFonts w:ascii="Times New Roman" w:hAnsi="Times New Roman" w:cs="Times New Roman"/>
-                <w:sz w:val="24"/>
-                <w:szCs w:val="24"/>
-                <w:lang w:val="en-US"/>
-              </w:rPr>
-            </w:pPr>
-            <w:r>
-              <w:rPr>
-                <w:rFonts w:ascii="Times New Roman" w:hAnsi="Times New Roman" w:cs="Times New Roman"/>
+            <w:tcW w:w="1418" w:type="dxa"/>
+            <w:hideMark/>
+          </w:tcPr>
+          <w:p>
+            <w:pPr>
+              <w:spacing w:after="160" w:line="360" w:lineRule="auto"/>
+              <w:rPr>
+                <w:rFonts w:ascii="Times New Roman" w:hAnsi="Times New Roman" w:cs="Times New Roman"/>
+                <w:b/>
+                <w:bCs/>
+                <w:sz w:val="24"/>
+                <w:szCs w:val="24"/>
+                <w:lang w:val="en-US"/>
+              </w:rPr>
+            </w:pPr>
+            <w:r>
+              <w:rPr>
+                <w:rFonts w:ascii="Times New Roman" w:hAnsi="Times New Roman" w:cs="Times New Roman"/>
+                <w:b/>
+                <w:bCs/>
                 <w:sz w:val="24"/>
                 <w:szCs w:val="24"/>
                 <w:lang w:val="en-US"/>
@@ -428,22 +450,26 @@
         </w:tc>
         <w:tc>
           <w:tcPr>
-            <w:tcW w:w="1920" w:type="dxa"/>
-            <w:hideMark/>
-          </w:tcPr>
-          <w:p>
-            <w:pPr>
-              <w:spacing w:after="160" w:line="360" w:lineRule="auto"/>
-              <w:rPr>
-                <w:rFonts w:ascii="Times New Roman" w:hAnsi="Times New Roman" w:cs="Times New Roman"/>
-                <w:sz w:val="24"/>
-                <w:szCs w:val="24"/>
-                <w:lang w:val="en-US"/>
-              </w:rPr>
-            </w:pPr>
-            <w:r>
-              <w:rPr>
-                <w:rFonts w:ascii="Times New Roman" w:hAnsi="Times New Roman" w:cs="Times New Roman"/>
+            <w:tcW w:w="1837" w:type="dxa"/>
+            <w:hideMark/>
+          </w:tcPr>
+          <w:p>
+            <w:pPr>
+              <w:spacing w:after="160" w:line="360" w:lineRule="auto"/>
+              <w:rPr>
+                <w:rFonts w:ascii="Times New Roman" w:hAnsi="Times New Roman" w:cs="Times New Roman"/>
+                <w:b/>
+                <w:bCs/>
+                <w:sz w:val="24"/>
+                <w:szCs w:val="24"/>
+                <w:lang w:val="en-US"/>
+              </w:rPr>
+            </w:pPr>
+            <w:r>
+              <w:rPr>
+                <w:rFonts w:ascii="Times New Roman" w:hAnsi="Times New Roman" w:cs="Times New Roman"/>
+                <w:b/>
+                <w:bCs/>
                 <w:sz w:val="24"/>
                 <w:szCs w:val="24"/>
                 <w:lang w:val="en-US"/>
@@ -456,7 +482,7 @@
       <w:tr>
         <w:tc>
           <w:tcPr>
-            <w:tcW w:w="1483" w:type="dxa"/>
+            <w:tcW w:w="1565" w:type="dxa"/>
             <w:hideMark/>
           </w:tcPr>
           <w:p>
@@ -482,7 +508,7 @@
         </w:tc>
         <w:tc>
           <w:tcPr>
-            <w:tcW w:w="2112" w:type="dxa"/>
+            <w:tcW w:w="2127" w:type="dxa"/>
             <w:hideMark/>
           </w:tcPr>
           <w:p>
@@ -508,7 +534,7 @@
         </w:tc>
         <w:tc>
           <w:tcPr>
-            <w:tcW w:w="2477" w:type="dxa"/>
+            <w:tcW w:w="2551" w:type="dxa"/>
             <w:hideMark/>
           </w:tcPr>
           <w:p>
@@ -534,7 +560,7 @@
         </w:tc>
         <w:tc>
           <w:tcPr>
-            <w:tcW w:w="1122" w:type="dxa"/>
+            <w:tcW w:w="1134" w:type="dxa"/>
             <w:hideMark/>
           </w:tcPr>
           <w:p>
@@ -560,7 +586,7 @@
         </w:tc>
         <w:tc>
           <w:tcPr>
-            <w:tcW w:w="1377" w:type="dxa"/>
+            <w:tcW w:w="1418" w:type="dxa"/>
             <w:hideMark/>
           </w:tcPr>
           <w:p>
@@ -586,7 +612,7 @@
         </w:tc>
         <w:tc>
           <w:tcPr>
-            <w:tcW w:w="1920" w:type="dxa"/>
+            <w:tcW w:w="1837" w:type="dxa"/>
             <w:hideMark/>
           </w:tcPr>
           <w:p>
@@ -714,7 +740,7 @@
       <w:tr>
         <w:tc>
           <w:tcPr>
-            <w:tcW w:w="1483" w:type="dxa"/>
+            <w:tcW w:w="1565" w:type="dxa"/>
             <w:hideMark/>
           </w:tcPr>
           <w:p>
@@ -740,7 +766,7 @@
         </w:tc>
         <w:tc>
           <w:tcPr>
-            <w:tcW w:w="2112" w:type="dxa"/>
+            <w:tcW w:w="2127" w:type="dxa"/>
             <w:hideMark/>
           </w:tcPr>
           <w:p>
@@ -766,7 +792,7 @@
         </w:tc>
         <w:tc>
           <w:tcPr>
-            <w:tcW w:w="2477" w:type="dxa"/>
+            <w:tcW w:w="2551" w:type="dxa"/>
             <w:hideMark/>
           </w:tcPr>
           <w:p>
@@ -792,7 +818,7 @@
         </w:tc>
         <w:tc>
           <w:tcPr>
-            <w:tcW w:w="1122" w:type="dxa"/>
+            <w:tcW w:w="1134" w:type="dxa"/>
             <w:hideMark/>
           </w:tcPr>
           <w:p>
@@ -818,7 +844,7 @@
         </w:tc>
         <w:tc>
           <w:tcPr>
-            <w:tcW w:w="1377" w:type="dxa"/>
+            <w:tcW w:w="1418" w:type="dxa"/>
             <w:hideMark/>
           </w:tcPr>
           <w:p>
@@ -844,7 +870,7 @@
         </w:tc>
         <w:tc>
           <w:tcPr>
-            <w:tcW w:w="1920" w:type="dxa"/>
+            <w:tcW w:w="1837" w:type="dxa"/>
             <w:hideMark/>
           </w:tcPr>
           <w:p>
@@ -972,7 +998,7 @@
       <w:tr>
         <w:tc>
           <w:tcPr>
-            <w:tcW w:w="1483" w:type="dxa"/>
+            <w:tcW w:w="1565" w:type="dxa"/>
             <w:hideMark/>
           </w:tcPr>
           <w:p>
@@ -998,7 +1024,7 @@
         </w:tc>
         <w:tc>
           <w:tcPr>
-            <w:tcW w:w="2112" w:type="dxa"/>
+            <w:tcW w:w="2127" w:type="dxa"/>
             <w:hideMark/>
           </w:tcPr>
           <w:p>
@@ -1024,7 +1050,7 @@
         </w:tc>
         <w:tc>
           <w:tcPr>
-            <w:tcW w:w="2477" w:type="dxa"/>
+            <w:tcW w:w="2551" w:type="dxa"/>
             <w:hideMark/>
           </w:tcPr>
           <w:p>
@@ -1050,7 +1076,7 @@
         </w:tc>
         <w:tc>
           <w:tcPr>
-            <w:tcW w:w="1122" w:type="dxa"/>
+            <w:tcW w:w="1134" w:type="dxa"/>
             <w:hideMark/>
           </w:tcPr>
           <w:p>
@@ -1076,7 +1102,7 @@
         </w:tc>
         <w:tc>
           <w:tcPr>
-            <w:tcW w:w="1377" w:type="dxa"/>
+            <w:tcW w:w="1418" w:type="dxa"/>
             <w:hideMark/>
           </w:tcPr>
           <w:p>
@@ -1102,7 +1128,7 @@
         </w:tc>
         <w:tc>
           <w:tcPr>
-            <w:tcW w:w="1920" w:type="dxa"/>
+            <w:tcW w:w="1837" w:type="dxa"/>
             <w:hideMark/>
           </w:tcPr>
           <w:p>
@@ -1230,7 +1256,7 @@
       <w:tr>
         <w:tc>
           <w:tcPr>
-            <w:tcW w:w="1483" w:type="dxa"/>
+            <w:tcW w:w="1565" w:type="dxa"/>
             <w:hideMark/>
           </w:tcPr>
           <w:p>
@@ -1256,7 +1282,7 @@
         </w:tc>
         <w:tc>
           <w:tcPr>
-            <w:tcW w:w="2112" w:type="dxa"/>
+            <w:tcW w:w="2127" w:type="dxa"/>
             <w:hideMark/>
           </w:tcPr>
           <w:p>
@@ -1282,7 +1308,7 @@
         </w:tc>
         <w:tc>
           <w:tcPr>
-            <w:tcW w:w="2477" w:type="dxa"/>
+            <w:tcW w:w="2551" w:type="dxa"/>
             <w:hideMark/>
           </w:tcPr>
           <w:p>
@@ -1308,7 +1334,7 @@
         </w:tc>
         <w:tc>
           <w:tcPr>
-            <w:tcW w:w="1122" w:type="dxa"/>
+            <w:tcW w:w="1134" w:type="dxa"/>
             <w:hideMark/>
           </w:tcPr>
           <w:p>
@@ -1334,7 +1360,7 @@
         </w:tc>
         <w:tc>
           <w:tcPr>
-            <w:tcW w:w="1377" w:type="dxa"/>
+            <w:tcW w:w="1418" w:type="dxa"/>
             <w:hideMark/>
           </w:tcPr>
           <w:p>
@@ -1360,7 +1386,7 @@
         </w:tc>
         <w:tc>
           <w:tcPr>
-            <w:tcW w:w="1920" w:type="dxa"/>
+            <w:tcW w:w="1837" w:type="dxa"/>
             <w:hideMark/>
           </w:tcPr>
           <w:p>
@@ -1488,7 +1514,7 @@
       <w:tr>
         <w:tc>
           <w:tcPr>
-            <w:tcW w:w="1483" w:type="dxa"/>
+            <w:tcW w:w="1565" w:type="dxa"/>
             <w:hideMark/>
           </w:tcPr>
           <w:p>
@@ -1515,7 +1541,7 @@
         </w:tc>
         <w:tc>
           <w:tcPr>
-            <w:tcW w:w="2112" w:type="dxa"/>
+            <w:tcW w:w="2127" w:type="dxa"/>
             <w:hideMark/>
           </w:tcPr>
           <w:p>
@@ -1541,7 +1567,7 @@
         </w:tc>
         <w:tc>
           <w:tcPr>
-            <w:tcW w:w="2477" w:type="dxa"/>
+            <w:tcW w:w="2551" w:type="dxa"/>
             <w:hideMark/>
           </w:tcPr>
           <w:p>
@@ -1567,7 +1593,7 @@
         </w:tc>
         <w:tc>
           <w:tcPr>
-            <w:tcW w:w="1122" w:type="dxa"/>
+            <w:tcW w:w="1134" w:type="dxa"/>
             <w:hideMark/>
           </w:tcPr>
           <w:p>
@@ -1593,7 +1619,7 @@
         </w:tc>
         <w:tc>
           <w:tcPr>
-            <w:tcW w:w="1377" w:type="dxa"/>
+            <w:tcW w:w="1418" w:type="dxa"/>
             <w:hideMark/>
           </w:tcPr>
           <w:p>
@@ -1619,7 +1645,7 @@
         </w:tc>
         <w:tc>
           <w:tcPr>
-            <w:tcW w:w="1920" w:type="dxa"/>
+            <w:tcW w:w="1837" w:type="dxa"/>
             <w:hideMark/>
           </w:tcPr>
           <w:p>
@@ -1747,7 +1773,7 @@
       <w:tr>
         <w:tc>
           <w:tcPr>
-            <w:tcW w:w="1483" w:type="dxa"/>
+            <w:tcW w:w="1565" w:type="dxa"/>
             <w:hideMark/>
           </w:tcPr>
           <w:p>
@@ -1773,7 +1799,7 @@
         </w:tc>
         <w:tc>
           <w:tcPr>
-            <w:tcW w:w="2112" w:type="dxa"/>
+            <w:tcW w:w="2127" w:type="dxa"/>
             <w:hideMark/>
           </w:tcPr>
           <w:p>
@@ -1799,7 +1825,7 @@
         </w:tc>
         <w:tc>
           <w:tcPr>
-            <w:tcW w:w="2477" w:type="dxa"/>
+            <w:tcW w:w="2551" w:type="dxa"/>
             <w:hideMark/>
           </w:tcPr>
           <w:p>
@@ -1825,7 +1851,7 @@
         </w:tc>
         <w:tc>
           <w:tcPr>
-            <w:tcW w:w="1122" w:type="dxa"/>
+            <w:tcW w:w="1134" w:type="dxa"/>
             <w:hideMark/>
           </w:tcPr>
           <w:p>
@@ -1851,7 +1877,7 @@
         </w:tc>
         <w:tc>
           <w:tcPr>
-            <w:tcW w:w="1377" w:type="dxa"/>
+            <w:tcW w:w="1418" w:type="dxa"/>
             <w:hideMark/>
           </w:tcPr>
           <w:p>
@@ -1877,7 +1903,7 @@
         </w:tc>
         <w:tc>
           <w:tcPr>
-            <w:tcW w:w="1920" w:type="dxa"/>
+            <w:tcW w:w="1837" w:type="dxa"/>
             <w:hideMark/>
           </w:tcPr>
           <w:p>
@@ -2005,7 +2031,7 @@
       <w:tr>
         <w:tc>
           <w:tcPr>
-            <w:tcW w:w="1483" w:type="dxa"/>
+            <w:tcW w:w="1565" w:type="dxa"/>
             <w:hideMark/>
           </w:tcPr>
           <w:p>
@@ -2031,7 +2057,7 @@
         </w:tc>
         <w:tc>
           <w:tcPr>
-            <w:tcW w:w="2112" w:type="dxa"/>
+            <w:tcW w:w="2127" w:type="dxa"/>
             <w:hideMark/>
           </w:tcPr>
           <w:p>
@@ -2057,7 +2083,7 @@
         </w:tc>
         <w:tc>
           <w:tcPr>
-            <w:tcW w:w="2477" w:type="dxa"/>
+            <w:tcW w:w="2551" w:type="dxa"/>
             <w:hideMark/>
           </w:tcPr>
           <w:p>
@@ -2083,7 +2109,7 @@
         </w:tc>
         <w:tc>
           <w:tcPr>
-            <w:tcW w:w="1122" w:type="dxa"/>
+            <w:tcW w:w="1134" w:type="dxa"/>
             <w:hideMark/>
           </w:tcPr>
           <w:p>
@@ -2109,7 +2135,7 @@
         </w:tc>
         <w:tc>
           <w:tcPr>
-            <w:tcW w:w="1377" w:type="dxa"/>
+            <w:tcW w:w="1418" w:type="dxa"/>
             <w:hideMark/>
           </w:tcPr>
           <w:p>
@@ -2135,7 +2161,7 @@
         </w:tc>
         <w:tc>
           <w:tcPr>
-            <w:tcW w:w="1920" w:type="dxa"/>
+            <w:tcW w:w="1837" w:type="dxa"/>
             <w:hideMark/>
           </w:tcPr>
           <w:p>
@@ -2263,7 +2289,7 @@
       <w:tr>
         <w:tc>
           <w:tcPr>
-            <w:tcW w:w="1483" w:type="dxa"/>
+            <w:tcW w:w="1565" w:type="dxa"/>
             <w:hideMark/>
           </w:tcPr>
           <w:p>
@@ -2289,7 +2315,7 @@
         </w:tc>
         <w:tc>
           <w:tcPr>
-            <w:tcW w:w="2112" w:type="dxa"/>
+            <w:tcW w:w="2127" w:type="dxa"/>
             <w:hideMark/>
           </w:tcPr>
           <w:p>
@@ -2315,7 +2341,7 @@
         </w:tc>
         <w:tc>
           <w:tcPr>
-            <w:tcW w:w="2477" w:type="dxa"/>
+            <w:tcW w:w="2551" w:type="dxa"/>
             <w:hideMark/>
           </w:tcPr>
           <w:p>
@@ -2341,7 +2367,7 @@
         </w:tc>
         <w:tc>
           <w:tcPr>
-            <w:tcW w:w="1122" w:type="dxa"/>
+            <w:tcW w:w="1134" w:type="dxa"/>
             <w:hideMark/>
           </w:tcPr>
           <w:p>
@@ -2367,7 +2393,7 @@
         </w:tc>
         <w:tc>
           <w:tcPr>
-            <w:tcW w:w="1377" w:type="dxa"/>
+            <w:tcW w:w="1418" w:type="dxa"/>
             <w:hideMark/>
           </w:tcPr>
           <w:p>
@@ -2393,7 +2419,7 @@
         </w:tc>
         <w:tc>
           <w:tcPr>
-            <w:tcW w:w="1920" w:type="dxa"/>
+            <w:tcW w:w="1837" w:type="dxa"/>
             <w:hideMark/>
           </w:tcPr>
           <w:p>
@@ -2521,7 +2547,7 @@
       <w:tr>
         <w:tc>
           <w:tcPr>
-            <w:tcW w:w="1483" w:type="dxa"/>
+            <w:tcW w:w="1565" w:type="dxa"/>
             <w:hideMark/>
           </w:tcPr>
           <w:p>
@@ -2547,7 +2573,7 @@
         </w:tc>
         <w:tc>
           <w:tcPr>
-            <w:tcW w:w="2112" w:type="dxa"/>
+            <w:tcW w:w="2127" w:type="dxa"/>
             <w:hideMark/>
           </w:tcPr>
           <w:p>
@@ -2573,7 +2599,7 @@
         </w:tc>
         <w:tc>
           <w:tcPr>
-            <w:tcW w:w="2477" w:type="dxa"/>
+            <w:tcW w:w="2551" w:type="dxa"/>
             <w:hideMark/>
           </w:tcPr>
           <w:p>
@@ -2599,7 +2625,7 @@
         </w:tc>
         <w:tc>
           <w:tcPr>
-            <w:tcW w:w="1122" w:type="dxa"/>
+            <w:tcW w:w="1134" w:type="dxa"/>
             <w:hideMark/>
           </w:tcPr>
           <w:p>
@@ -2625,7 +2651,7 @@
         </w:tc>
         <w:tc>
           <w:tcPr>
-            <w:tcW w:w="1377" w:type="dxa"/>
+            <w:tcW w:w="1418" w:type="dxa"/>
             <w:hideMark/>
           </w:tcPr>
           <w:p>
@@ -2651,7 +2677,7 @@
         </w:tc>
         <w:tc>
           <w:tcPr>
-            <w:tcW w:w="1920" w:type="dxa"/>
+            <w:tcW w:w="1837" w:type="dxa"/>
             <w:hideMark/>
           </w:tcPr>
           <w:p>
@@ -2780,7 +2806,7 @@
       <w:tr>
         <w:tc>
           <w:tcPr>
-            <w:tcW w:w="1483" w:type="dxa"/>
+            <w:tcW w:w="1565" w:type="dxa"/>
             <w:hideMark/>
           </w:tcPr>
           <w:p>
@@ -2807,7 +2833,7 @@
         </w:tc>
         <w:tc>
           <w:tcPr>
-            <w:tcW w:w="2112" w:type="dxa"/>
+            <w:tcW w:w="2127" w:type="dxa"/>
             <w:hideMark/>
           </w:tcPr>
           <w:p>
@@ -2833,7 +2859,7 @@
         </w:tc>
         <w:tc>
           <w:tcPr>
-            <w:tcW w:w="2477" w:type="dxa"/>
+            <w:tcW w:w="2551" w:type="dxa"/>
             <w:hideMark/>
           </w:tcPr>
           <w:p>
@@ -2859,7 +2885,7 @@
         </w:tc>
         <w:tc>
           <w:tcPr>
-            <w:tcW w:w="1122" w:type="dxa"/>
+            <w:tcW w:w="1134" w:type="dxa"/>
             <w:hideMark/>
           </w:tcPr>
           <w:p>
@@ -2885,7 +2911,7 @@
         </w:tc>
         <w:tc>
           <w:tcPr>
-            <w:tcW w:w="1377" w:type="dxa"/>
+            <w:tcW w:w="1418" w:type="dxa"/>
             <w:hideMark/>
           </w:tcPr>
           <w:p>
@@ -2911,7 +2937,7 @@
         </w:tc>
         <w:tc>
           <w:tcPr>
-            <w:tcW w:w="1920" w:type="dxa"/>
+            <w:tcW w:w="1837" w:type="dxa"/>
             <w:hideMark/>
           </w:tcPr>
           <w:p>
@@ -3039,7 +3065,7 @@
       <w:tr>
         <w:tc>
           <w:tcPr>
-            <w:tcW w:w="1483" w:type="dxa"/>
+            <w:tcW w:w="1565" w:type="dxa"/>
             <w:hideMark/>
           </w:tcPr>
           <w:p>
@@ -3065,7 +3091,7 @@
         </w:tc>
         <w:tc>
           <w:tcPr>
-            <w:tcW w:w="2112" w:type="dxa"/>
+            <w:tcW w:w="2127" w:type="dxa"/>
             <w:hideMark/>
           </w:tcPr>
           <w:p>
@@ -3091,7 +3117,7 @@
         </w:tc>
         <w:tc>
           <w:tcPr>
-            <w:tcW w:w="2477" w:type="dxa"/>
+            <w:tcW w:w="2551" w:type="dxa"/>
             <w:hideMark/>
           </w:tcPr>
           <w:p>
@@ -3117,7 +3143,7 @@
         </w:tc>
         <w:tc>
           <w:tcPr>
-            <w:tcW w:w="1122" w:type="dxa"/>
+            <w:tcW w:w="1134" w:type="dxa"/>
             <w:hideMark/>
           </w:tcPr>
           <w:p>
@@ -3143,7 +3169,7 @@
         </w:tc>
         <w:tc>
           <w:tcPr>
-            <w:tcW w:w="1377" w:type="dxa"/>
+            <w:tcW w:w="1418" w:type="dxa"/>
             <w:hideMark/>
           </w:tcPr>
           <w:p>
@@ -3169,7 +3195,7 @@
         </w:tc>
         <w:tc>
           <w:tcPr>
-            <w:tcW w:w="1920" w:type="dxa"/>
+            <w:tcW w:w="1837" w:type="dxa"/>
             <w:hideMark/>
           </w:tcPr>
           <w:p>
@@ -3297,7 +3323,7 @@
       <w:tr>
         <w:tc>
           <w:tcPr>
-            <w:tcW w:w="1483" w:type="dxa"/>
+            <w:tcW w:w="1565" w:type="dxa"/>
             <w:hideMark/>
           </w:tcPr>
           <w:p>
@@ -3323,7 +3349,7 @@
         </w:tc>
         <w:tc>
           <w:tcPr>
-            <w:tcW w:w="2112" w:type="dxa"/>
+            <w:tcW w:w="2127" w:type="dxa"/>
             <w:hideMark/>
           </w:tcPr>
           <w:p>
@@ -3349,7 +3375,7 @@
         </w:tc>
         <w:tc>
           <w:tcPr>
-            <w:tcW w:w="2477" w:type="dxa"/>
+            <w:tcW w:w="2551" w:type="dxa"/>
             <w:hideMark/>
           </w:tcPr>
           <w:p>
@@ -3375,7 +3401,7 @@
         </w:tc>
         <w:tc>
           <w:tcPr>
-            <w:tcW w:w="1122" w:type="dxa"/>
+            <w:tcW w:w="1134" w:type="dxa"/>
             <w:hideMark/>
           </w:tcPr>
           <w:p>
@@ -3401,7 +3427,7 @@
         </w:tc>
         <w:tc>
           <w:tcPr>
-            <w:tcW w:w="1377" w:type="dxa"/>
+            <w:tcW w:w="1418" w:type="dxa"/>
             <w:hideMark/>
           </w:tcPr>
           <w:p>
@@ -3427,7 +3453,7 @@
         </w:tc>
         <w:tc>
           <w:tcPr>
-            <w:tcW w:w="1920" w:type="dxa"/>
+            <w:tcW w:w="1837" w:type="dxa"/>
             <w:hideMark/>
           </w:tcPr>
           <w:p>
@@ -3555,7 +3581,7 @@
       <w:tr>
         <w:tc>
           <w:tcPr>
-            <w:tcW w:w="1483" w:type="dxa"/>
+            <w:tcW w:w="1565" w:type="dxa"/>
             <w:hideMark/>
           </w:tcPr>
           <w:p>
@@ -3581,7 +3607,7 @@
         </w:tc>
         <w:tc>
           <w:tcPr>
-            <w:tcW w:w="2112" w:type="dxa"/>
+            <w:tcW w:w="2127" w:type="dxa"/>
             <w:hideMark/>
           </w:tcPr>
           <w:p>
@@ -3607,7 +3633,7 @@
         </w:tc>
         <w:tc>
           <w:tcPr>
-            <w:tcW w:w="2477" w:type="dxa"/>
+            <w:tcW w:w="2551" w:type="dxa"/>
             <w:hideMark/>
           </w:tcPr>
           <w:p>
@@ -3633,7 +3659,7 @@
         </w:tc>
         <w:tc>
           <w:tcPr>
-            <w:tcW w:w="1122" w:type="dxa"/>
+            <w:tcW w:w="1134" w:type="dxa"/>
             <w:hideMark/>
           </w:tcPr>
           <w:p>
@@ -3659,7 +3685,7 @@
         </w:tc>
         <w:tc>
           <w:tcPr>
-            <w:tcW w:w="1377" w:type="dxa"/>
+            <w:tcW w:w="1418" w:type="dxa"/>
             <w:hideMark/>
           </w:tcPr>
           <w:p>
@@ -3685,7 +3711,7 @@
         </w:tc>
         <w:tc>
           <w:tcPr>
-            <w:tcW w:w="1920" w:type="dxa"/>
+            <w:tcW w:w="1837" w:type="dxa"/>
             <w:hideMark/>
           </w:tcPr>
           <w:p>
@@ -3813,7 +3839,7 @@
       <w:tr>
         <w:tc>
           <w:tcPr>
-            <w:tcW w:w="1483" w:type="dxa"/>
+            <w:tcW w:w="1565" w:type="dxa"/>
             <w:hideMark/>
           </w:tcPr>
           <w:p>
@@ -3840,7 +3866,7 @@
         </w:tc>
         <w:tc>
           <w:tcPr>
-            <w:tcW w:w="2112" w:type="dxa"/>
+            <w:tcW w:w="2127" w:type="dxa"/>
             <w:hideMark/>
           </w:tcPr>
           <w:p>
@@ -3866,7 +3892,7 @@
         </w:tc>
         <w:tc>
           <w:tcPr>
-            <w:tcW w:w="2477" w:type="dxa"/>
+            <w:tcW w:w="2551" w:type="dxa"/>
             <w:hideMark/>
           </w:tcPr>
           <w:p>
@@ -3892,7 +3918,7 @@
         </w:tc>
         <w:tc>
           <w:tcPr>
-            <w:tcW w:w="1122" w:type="dxa"/>
+            <w:tcW w:w="1134" w:type="dxa"/>
             <w:hideMark/>
           </w:tcPr>
           <w:p>
@@ -3918,7 +3944,7 @@
         </w:tc>
         <w:tc>
           <w:tcPr>
-            <w:tcW w:w="1377" w:type="dxa"/>
+            <w:tcW w:w="1418" w:type="dxa"/>
             <w:hideMark/>
           </w:tcPr>
           <w:p>
@@ -3944,7 +3970,7 @@
         </w:tc>
         <w:tc>
           <w:tcPr>
-            <w:tcW w:w="1920" w:type="dxa"/>
+            <w:tcW w:w="1837" w:type="dxa"/>
             <w:hideMark/>
           </w:tcPr>
           <w:p>
@@ -4072,7 +4098,7 @@
       <w:tr>
         <w:tc>
           <w:tcPr>
-            <w:tcW w:w="1483" w:type="dxa"/>
+            <w:tcW w:w="1565" w:type="dxa"/>
             <w:hideMark/>
           </w:tcPr>
           <w:p>
@@ -4098,7 +4124,7 @@
         </w:tc>
         <w:tc>
           <w:tcPr>
-            <w:tcW w:w="2112" w:type="dxa"/>
+            <w:tcW w:w="2127" w:type="dxa"/>
             <w:hideMark/>
           </w:tcPr>
           <w:p>
@@ -4124,7 +4150,7 @@
         </w:tc>
         <w:tc>
           <w:tcPr>
-            <w:tcW w:w="2477" w:type="dxa"/>
+            <w:tcW w:w="2551" w:type="dxa"/>
             <w:hideMark/>
           </w:tcPr>
           <w:p>
@@ -4150,7 +4176,7 @@
         </w:tc>
         <w:tc>
           <w:tcPr>
-            <w:tcW w:w="1122" w:type="dxa"/>
+            <w:tcW w:w="1134" w:type="dxa"/>
             <w:hideMark/>
           </w:tcPr>
           <w:p>
@@ -4176,7 +4202,7 @@
         </w:tc>
         <w:tc>
           <w:tcPr>
-            <w:tcW w:w="1377" w:type="dxa"/>
+            <w:tcW w:w="1418" w:type="dxa"/>
             <w:hideMark/>
           </w:tcPr>
           <w:p>
@@ -4202,7 +4228,7 @@
         </w:tc>
         <w:tc>
           <w:tcPr>
-            <w:tcW w:w="1920" w:type="dxa"/>
+            <w:tcW w:w="1837" w:type="dxa"/>
             <w:hideMark/>
           </w:tcPr>
           <w:p>
@@ -4330,7 +4356,7 @@
       <w:tr>
         <w:tc>
           <w:tcPr>
-            <w:tcW w:w="1483" w:type="dxa"/>
+            <w:tcW w:w="1565" w:type="dxa"/>
             <w:hideMark/>
           </w:tcPr>
           <w:p>
@@ -4356,7 +4382,7 @@
         </w:tc>
         <w:tc>
           <w:tcPr>
-            <w:tcW w:w="2112" w:type="dxa"/>
+            <w:tcW w:w="2127" w:type="dxa"/>
             <w:hideMark/>
           </w:tcPr>
           <w:p>
@@ -4382,7 +4408,7 @@
         </w:tc>
         <w:tc>
           <w:tcPr>
-            <w:tcW w:w="2477" w:type="dxa"/>
+            <w:tcW w:w="2551" w:type="dxa"/>
             <w:hideMark/>
           </w:tcPr>
           <w:p>
@@ -4408,7 +4434,7 @@
         </w:tc>
         <w:tc>
           <w:tcPr>
-            <w:tcW w:w="1122" w:type="dxa"/>
+            <w:tcW w:w="1134" w:type="dxa"/>
             <w:hideMark/>
           </w:tcPr>
           <w:p>
@@ -4434,7 +4460,7 @@
         </w:tc>
         <w:tc>
           <w:tcPr>
-            <w:tcW w:w="1377" w:type="dxa"/>
+            <w:tcW w:w="1418" w:type="dxa"/>
             <w:hideMark/>
           </w:tcPr>
           <w:p>
@@ -4460,7 +4486,7 @@
         </w:tc>
         <w:tc>
           <w:tcPr>
-            <w:tcW w:w="1920" w:type="dxa"/>
+            <w:tcW w:w="1837" w:type="dxa"/>
             <w:hideMark/>
           </w:tcPr>
           <w:p>
@@ -4588,7 +4614,7 @@
       <w:tr>
         <w:tc>
           <w:tcPr>
-            <w:tcW w:w="1483" w:type="dxa"/>
+            <w:tcW w:w="1565" w:type="dxa"/>
             <w:hideMark/>
           </w:tcPr>
           <w:p>
@@ -4614,7 +4640,7 @@
         </w:tc>
         <w:tc>
           <w:tcPr>
-            <w:tcW w:w="2112" w:type="dxa"/>
+            <w:tcW w:w="2127" w:type="dxa"/>
             <w:hideMark/>
           </w:tcPr>
           <w:p>
@@ -4640,7 +4666,7 @@
         </w:tc>
         <w:tc>
           <w:tcPr>
-            <w:tcW w:w="2477" w:type="dxa"/>
+            <w:tcW w:w="2551" w:type="dxa"/>
             <w:hideMark/>
           </w:tcPr>
           <w:p>
@@ -4666,7 +4692,7 @@
         </w:tc>
         <w:tc>
           <w:tcPr>
-            <w:tcW w:w="1122" w:type="dxa"/>
+            <w:tcW w:w="1134" w:type="dxa"/>
             <w:hideMark/>
           </w:tcPr>
           <w:p>
@@ -4692,7 +4718,7 @@
         </w:tc>
         <w:tc>
           <w:tcPr>
-            <w:tcW w:w="1377" w:type="dxa"/>
+            <w:tcW w:w="1418" w:type="dxa"/>
             <w:hideMark/>
           </w:tcPr>
           <w:p>
@@ -4718,7 +4744,7 @@
         </w:tc>
         <w:tc>
           <w:tcPr>
-            <w:tcW w:w="1920" w:type="dxa"/>
+            <w:tcW w:w="1837" w:type="dxa"/>
             <w:hideMark/>
           </w:tcPr>
           <w:p>
@@ -4846,7 +4872,7 @@
       <w:tr>
         <w:tc>
           <w:tcPr>
-            <w:tcW w:w="1483" w:type="dxa"/>
+            <w:tcW w:w="1565" w:type="dxa"/>
             <w:hideMark/>
           </w:tcPr>
           <w:p>
@@ -4872,7 +4898,7 @@
         </w:tc>
         <w:tc>
           <w:tcPr>
-            <w:tcW w:w="2112" w:type="dxa"/>
+            <w:tcW w:w="2127" w:type="dxa"/>
             <w:hideMark/>
           </w:tcPr>
           <w:p>
@@ -4898,7 +4924,7 @@
         </w:tc>
         <w:tc>
           <w:tcPr>
-            <w:tcW w:w="2477" w:type="dxa"/>
+            <w:tcW w:w="2551" w:type="dxa"/>
             <w:hideMark/>
           </w:tcPr>
           <w:p>
@@ -4924,7 +4950,7 @@
         </w:tc>
         <w:tc>
           <w:tcPr>
-            <w:tcW w:w="1122" w:type="dxa"/>
+            <w:tcW w:w="1134" w:type="dxa"/>
             <w:hideMark/>
           </w:tcPr>
           <w:p>
@@ -4950,7 +4976,7 @@
         </w:tc>
         <w:tc>
           <w:tcPr>
-            <w:tcW w:w="1377" w:type="dxa"/>
+            <w:tcW w:w="1418" w:type="dxa"/>
             <w:hideMark/>
           </w:tcPr>
           <w:p>
@@ -4976,7 +5002,7 @@
         </w:tc>
         <w:tc>
           <w:tcPr>
-            <w:tcW w:w="1920" w:type="dxa"/>
+            <w:tcW w:w="1837" w:type="dxa"/>
             <w:hideMark/>
           </w:tcPr>
           <w:p>
@@ -5105,7 +5131,7 @@
       <w:tr>
         <w:tc>
           <w:tcPr>
-            <w:tcW w:w="1483" w:type="dxa"/>
+            <w:tcW w:w="1565" w:type="dxa"/>
             <w:hideMark/>
           </w:tcPr>
           <w:p>
@@ -5132,7 +5158,7 @@
         </w:tc>
         <w:tc>
           <w:tcPr>
-            <w:tcW w:w="2112" w:type="dxa"/>
+            <w:tcW w:w="2127" w:type="dxa"/>
             <w:hideMark/>
           </w:tcPr>
           <w:p>
@@ -5158,7 +5184,7 @@
         </w:tc>
         <w:tc>
           <w:tcPr>
-            <w:tcW w:w="2477" w:type="dxa"/>
+            <w:tcW w:w="2551" w:type="dxa"/>
             <w:hideMark/>
           </w:tcPr>
           <w:p>
@@ -5184,7 +5210,7 @@
         </w:tc>
         <w:tc>
           <w:tcPr>
-            <w:tcW w:w="1122" w:type="dxa"/>
+            <w:tcW w:w="1134" w:type="dxa"/>
             <w:hideMark/>
           </w:tcPr>
           <w:p>
@@ -5210,7 +5236,7 @@
         </w:tc>
         <w:tc>
           <w:tcPr>
-            <w:tcW w:w="1377" w:type="dxa"/>
+            <w:tcW w:w="1418" w:type="dxa"/>
             <w:hideMark/>
           </w:tcPr>
           <w:p>
@@ -5236,7 +5262,7 @@
         </w:tc>
         <w:tc>
           <w:tcPr>
-            <w:tcW w:w="1920" w:type="dxa"/>
+            <w:tcW w:w="1837" w:type="dxa"/>
             <w:hideMark/>
           </w:tcPr>
           <w:p>
@@ -5364,7 +5390,7 @@
       <w:tr>
         <w:tc>
           <w:tcPr>
-            <w:tcW w:w="1483" w:type="dxa"/>
+            <w:tcW w:w="1565" w:type="dxa"/>
             <w:hideMark/>
           </w:tcPr>
           <w:p>
@@ -5390,7 +5416,7 @@
         </w:tc>
         <w:tc>
           <w:tcPr>
-            <w:tcW w:w="2112" w:type="dxa"/>
+            <w:tcW w:w="2127" w:type="dxa"/>
             <w:hideMark/>
           </w:tcPr>
           <w:p>
@@ -5416,7 +5442,7 @@
         </w:tc>
         <w:tc>
           <w:tcPr>
-            <w:tcW w:w="2477" w:type="dxa"/>
+            <w:tcW w:w="2551" w:type="dxa"/>
             <w:hideMark/>
           </w:tcPr>
           <w:p>
@@ -5442,7 +5468,7 @@
         </w:tc>
         <w:tc>
           <w:tcPr>
-            <w:tcW w:w="1122" w:type="dxa"/>
+            <w:tcW w:w="1134" w:type="dxa"/>
             <w:hideMark/>
           </w:tcPr>
           <w:p>
@@ -5468,7 +5494,7 @@
         </w:tc>
         <w:tc>
           <w:tcPr>
-            <w:tcW w:w="1377" w:type="dxa"/>
+            <w:tcW w:w="1418" w:type="dxa"/>
             <w:hideMark/>
           </w:tcPr>
           <w:p>
@@ -5494,7 +5520,7 @@
         </w:tc>
         <w:tc>
           <w:tcPr>
-            <w:tcW w:w="1920" w:type="dxa"/>
+            <w:tcW w:w="1837" w:type="dxa"/>
             <w:hideMark/>
           </w:tcPr>
           <w:p>
@@ -5622,7 +5648,7 @@
       <w:tr>
         <w:tc>
           <w:tcPr>
-            <w:tcW w:w="1483" w:type="dxa"/>
+            <w:tcW w:w="1565" w:type="dxa"/>
             <w:hideMark/>
           </w:tcPr>
           <w:p>
@@ -5648,7 +5674,7 @@
         </w:tc>
         <w:tc>
           <w:tcPr>
-            <w:tcW w:w="2112" w:type="dxa"/>
+            <w:tcW w:w="2127" w:type="dxa"/>
             <w:hideMark/>
           </w:tcPr>
           <w:p>
@@ -5674,7 +5700,7 @@
         </w:tc>
         <w:tc>
           <w:tcPr>
-            <w:tcW w:w="2477" w:type="dxa"/>
+            <w:tcW w:w="2551" w:type="dxa"/>
             <w:hideMark/>
           </w:tcPr>
           <w:p>
@@ -5700,7 +5726,7 @@
         </w:tc>
         <w:tc>
           <w:tcPr>
-            <w:tcW w:w="1122" w:type="dxa"/>
+            <w:tcW w:w="1134" w:type="dxa"/>
             <w:hideMark/>
           </w:tcPr>
           <w:p>
@@ -5726,7 +5752,7 @@
         </w:tc>
         <w:tc>
           <w:tcPr>
-            <w:tcW w:w="1377" w:type="dxa"/>
+            <w:tcW w:w="1418" w:type="dxa"/>
             <w:hideMark/>
           </w:tcPr>
           <w:p>
@@ -5752,7 +5778,7 @@
         </w:tc>
         <w:tc>
           <w:tcPr>
-            <w:tcW w:w="1920" w:type="dxa"/>
+            <w:tcW w:w="1837" w:type="dxa"/>
             <w:hideMark/>
           </w:tcPr>
           <w:p>
@@ -5880,7 +5906,7 @@
       <w:tr>
         <w:tc>
           <w:tcPr>
-            <w:tcW w:w="1483" w:type="dxa"/>
+            <w:tcW w:w="1565" w:type="dxa"/>
             <w:hideMark/>
           </w:tcPr>
           <w:p>
@@ -5906,7 +5932,7 @@
         </w:tc>
         <w:tc>
           <w:tcPr>
-            <w:tcW w:w="2112" w:type="dxa"/>
+            <w:tcW w:w="2127" w:type="dxa"/>
             <w:hideMark/>
           </w:tcPr>
           <w:p>
@@ -5932,7 +5958,7 @@
         </w:tc>
         <w:tc>
           <w:tcPr>
-            <w:tcW w:w="2477" w:type="dxa"/>
+            <w:tcW w:w="2551" w:type="dxa"/>
             <w:hideMark/>
           </w:tcPr>
           <w:p>
@@ -5958,7 +5984,7 @@
         </w:tc>
         <w:tc>
           <w:tcPr>
-            <w:tcW w:w="1122" w:type="dxa"/>
+            <w:tcW w:w="1134" w:type="dxa"/>
             <w:hideMark/>
           </w:tcPr>
           <w:p>
@@ -5984,7 +6010,7 @@
         </w:tc>
         <w:tc>
           <w:tcPr>
-            <w:tcW w:w="1377" w:type="dxa"/>
+            <w:tcW w:w="1418" w:type="dxa"/>
             <w:hideMark/>
           </w:tcPr>
           <w:p>
@@ -6010,7 +6036,7 @@
         </w:tc>
         <w:tc>
           <w:tcPr>
-            <w:tcW w:w="1920" w:type="dxa"/>
+            <w:tcW w:w="1837" w:type="dxa"/>
             <w:hideMark/>
           </w:tcPr>
           <w:p>
@@ -6138,7 +6164,7 @@
       <w:tr>
         <w:tc>
           <w:tcPr>
-            <w:tcW w:w="1483" w:type="dxa"/>
+            <w:tcW w:w="1565" w:type="dxa"/>
             <w:hideMark/>
           </w:tcPr>
           <w:p>
@@ -6165,7 +6191,7 @@
         </w:tc>
         <w:tc>
           <w:tcPr>
-            <w:tcW w:w="2112" w:type="dxa"/>
+            <w:tcW w:w="2127" w:type="dxa"/>
             <w:hideMark/>
           </w:tcPr>
           <w:p>
@@ -6191,7 +6217,7 @@
         </w:tc>
         <w:tc>
           <w:tcPr>
-            <w:tcW w:w="2477" w:type="dxa"/>
+            <w:tcW w:w="2551" w:type="dxa"/>
             <w:hideMark/>
           </w:tcPr>
           <w:p>
@@ -6217,7 +6243,7 @@
         </w:tc>
         <w:tc>
           <w:tcPr>
-            <w:tcW w:w="1122" w:type="dxa"/>
+            <w:tcW w:w="1134" w:type="dxa"/>
             <w:hideMark/>
           </w:tcPr>
           <w:p>
@@ -6243,7 +6269,7 @@
         </w:tc>
         <w:tc>
           <w:tcPr>
-            <w:tcW w:w="1377" w:type="dxa"/>
+            <w:tcW w:w="1418" w:type="dxa"/>
             <w:hideMark/>
           </w:tcPr>
           <w:p>
@@ -6269,7 +6295,7 @@
         </w:tc>
         <w:tc>
           <w:tcPr>
-            <w:tcW w:w="1920" w:type="dxa"/>
+            <w:tcW w:w="1837" w:type="dxa"/>
             <w:hideMark/>
           </w:tcPr>
           <w:p>
@@ -6397,7 +6423,7 @@
       <w:tr>
         <w:tc>
           <w:tcPr>
-            <w:tcW w:w="1483" w:type="dxa"/>
+            <w:tcW w:w="1565" w:type="dxa"/>
             <w:hideMark/>
           </w:tcPr>
           <w:p>
@@ -6423,7 +6449,7 @@
         </w:tc>
         <w:tc>
           <w:tcPr>
-            <w:tcW w:w="2112" w:type="dxa"/>
+            <w:tcW w:w="2127" w:type="dxa"/>
             <w:hideMark/>
           </w:tcPr>
           <w:p>
@@ -6449,7 +6475,7 @@
         </w:tc>
         <w:tc>
           <w:tcPr>
-            <w:tcW w:w="2477" w:type="dxa"/>
+            <w:tcW w:w="2551" w:type="dxa"/>
             <w:hideMark/>
           </w:tcPr>
           <w:p>
@@ -6475,7 +6501,7 @@
         </w:tc>
         <w:tc>
           <w:tcPr>
-            <w:tcW w:w="1122" w:type="dxa"/>
+            <w:tcW w:w="1134" w:type="dxa"/>
             <w:hideMark/>
           </w:tcPr>
           <w:p>
@@ -6501,7 +6527,7 @@
         </w:tc>
         <w:tc>
           <w:tcPr>
-            <w:tcW w:w="1377" w:type="dxa"/>
+            <w:tcW w:w="1418" w:type="dxa"/>
             <w:hideMark/>
           </w:tcPr>
           <w:p>
@@ -6527,7 +6553,7 @@
         </w:tc>
         <w:tc>
           <w:tcPr>
-            <w:tcW w:w="1920" w:type="dxa"/>
+            <w:tcW w:w="1837" w:type="dxa"/>
             <w:hideMark/>
           </w:tcPr>
           <w:p>
@@ -6766,25 +6792,26 @@
     </w:p>
     <w:p>
       <w:pPr>
-        <w:pStyle w:val="Heading1"/>
+        <w:pStyle w:val="Heading2"/>
+        <w:spacing w:line="360" w:lineRule="auto"/>
         <w:rPr>
           <w:rFonts w:ascii="Times New Roman" w:hAnsi="Times New Roman" w:cs="Times New Roman"/>
           <w:b/>
           <w:bCs/>
           <w:color w:val="auto"/>
-          <w:sz w:val="24"/>
-          <w:szCs w:val="24"/>
-        </w:rPr>
-      </w:pPr>
-      <w:bookmarkStart w:id="3" w:name="_Toc226924012"/>
+          <w:sz w:val="28"/>
+          <w:szCs w:val="28"/>
+        </w:rPr>
+      </w:pPr>
+      <w:bookmarkStart w:id="3" w:name="_Toc231319800"/>
       <w:r>
         <w:rPr>
           <w:rFonts w:ascii="Times New Roman" w:hAnsi="Times New Roman" w:cs="Times New Roman"/>
           <w:b/>
           <w:bCs/>
           <w:color w:val="auto"/>
-          <w:sz w:val="24"/>
-          <w:szCs w:val="24"/>
+          <w:sz w:val="28"/>
+          <w:szCs w:val="28"/>
         </w:rPr>
         <w:lastRenderedPageBreak/>
         <w:t>3.2 Nonfunctional Requirements</w:t>
@@ -6811,7 +6838,8 @@
     </w:p>
     <w:p>
       <w:pPr>
-        <w:pStyle w:val="Heading2"/>
+        <w:pStyle w:val="Heading3"/>
+        <w:spacing w:line="360" w:lineRule="auto"/>
         <w:rPr>
           <w:rFonts w:ascii="Times New Roman" w:hAnsi="Times New Roman" w:cs="Times New Roman"/>
           <w:b/>
@@ -6821,7 +6849,7 @@
           <w:szCs w:val="24"/>
         </w:rPr>
       </w:pPr>
-      <w:bookmarkStart w:id="4" w:name="_Toc226924013"/>
+      <w:bookmarkStart w:id="4" w:name="_Toc231319801"/>
       <w:r>
         <w:rPr>
           <w:rFonts w:ascii="Times New Roman" w:hAnsi="Times New Roman" w:cs="Times New Roman"/>
@@ -6855,7 +6883,8 @@
     </w:p>
     <w:p>
       <w:pPr>
-        <w:pStyle w:val="Heading3"/>
+        <w:pStyle w:val="Heading2"/>
+        <w:spacing w:line="360" w:lineRule="auto"/>
         <w:rPr>
           <w:rFonts w:ascii="Times New Roman" w:hAnsi="Times New Roman" w:cs="Times New Roman"/>
           <w:b/>
@@ -6865,7 +6894,7 @@
           <w:szCs w:val="24"/>
         </w:rPr>
       </w:pPr>
-      <w:bookmarkStart w:id="5" w:name="_Toc226924014"/>
+      <w:bookmarkStart w:id="5" w:name="_Toc231319802"/>
       <w:r>
         <w:rPr>
           <w:rFonts w:ascii="Times New Roman" w:hAnsi="Times New Roman" w:cs="Times New Roman"/>
@@ -6894,15 +6923,7 @@
           <w:sz w:val="24"/>
           <w:szCs w:val="24"/>
         </w:rPr>
-        <w:t>The user interface of the Campus Information System should be accessible through common modern browsers so that users can access it from desktop computers, tablets, and mobile devices. Since the system is intended for students, teachers, administrators, and other institutional users, the interface must be simple, role-appropriate, and consistent across modules. Based on the current project scope, the main user interface can be grouped into the following major interfaces: academic access interface, student workspace, teacher workspace, administrator workspace, and campus services interface</w:t>
-      </w:r>
-      <w:r>
-        <w:rPr>
-          <w:rFonts w:ascii="Times New Roman" w:hAnsi="Times New Roman" w:cs="Times New Roman"/>
-          <w:sz w:val="24"/>
-          <w:szCs w:val="24"/>
-        </w:rPr>
-        <w:t>.</w:t>
+        <w:t>The user interface of the Campus Information System should be accessible through common modern browsers so that users can access it from desktop computers, tablets, and mobile devices. Since the system is intended for students, teachers, administrators, and other institutional users, the interface must be simple, role-appropriate, and consistent across modules. Based on the current project scope, the main user interface can be grouped into the following major interfaces: academic access interface, student workspace, teacher workspace, administrator workspace, and campus services interface.</w:t>
       </w:r>
     </w:p>
     <w:p>
@@ -6939,7 +6960,7 @@
     <w:p>
       <w:pPr>
         <w:pStyle w:val="ListParagraph"/>
-        <w:spacing w:line="360" w:lineRule="auto"/>
+        <w:spacing w:line="276" w:lineRule="auto"/>
         <w:rPr>
           <w:rFonts w:ascii="Times New Roman" w:hAnsi="Times New Roman" w:cs="Times New Roman"/>
           <w:sz w:val="24"/>
@@ -6966,12 +6987,7 @@
         </w:rPr>
         <w:t>functions .</w:t>
       </w:r>
-      <w:proofErr w:type="gramEnd"/>
-    </w:p>
-    <w:p>
-      <w:pPr>
-        <w:pStyle w:val="ListParagraph"/>
-        <w:spacing w:line="360" w:lineRule="auto"/>
+      <w:r>
         <w:rPr>
           <w:rFonts w:ascii="Times New Roman" w:hAnsi="Times New Roman" w:cs="Times New Roman"/>
           <w:i/>
@@ -6980,7 +6996,9 @@
           <w:szCs w:val="24"/>
           <w:lang w:val="en-US"/>
         </w:rPr>
-      </w:pPr>
+        <w:t>The</w:t>
+      </w:r>
+      <w:proofErr w:type="gramEnd"/>
       <w:r>
         <w:rPr>
           <w:rFonts w:ascii="Times New Roman" w:hAnsi="Times New Roman" w:cs="Times New Roman"/>
@@ -6990,7 +7008,7 @@
           <w:szCs w:val="24"/>
           <w:lang w:val="en-US"/>
         </w:rPr>
-        <w:t>The login interface should contain:</w:t>
+        <w:t xml:space="preserve"> login interface should contain:</w:t>
       </w:r>
     </w:p>
     <w:p>
@@ -7000,7 +7018,7 @@
           <w:ilvl w:val="0"/>
           <w:numId w:val="2"/>
         </w:numPr>
-        <w:spacing w:line="360" w:lineRule="auto"/>
+        <w:spacing w:line="276" w:lineRule="auto"/>
         <w:rPr>
           <w:rFonts w:ascii="Times New Roman" w:hAnsi="Times New Roman" w:cs="Times New Roman"/>
           <w:sz w:val="24"/>
@@ -7025,7 +7043,7 @@
           <w:ilvl w:val="0"/>
           <w:numId w:val="2"/>
         </w:numPr>
-        <w:spacing w:line="360" w:lineRule="auto"/>
+        <w:spacing w:line="276" w:lineRule="auto"/>
         <w:rPr>
           <w:rFonts w:ascii="Times New Roman" w:hAnsi="Times New Roman" w:cs="Times New Roman"/>
           <w:sz w:val="24"/>
@@ -7050,7 +7068,7 @@
           <w:ilvl w:val="0"/>
           <w:numId w:val="2"/>
         </w:numPr>
-        <w:spacing w:line="360" w:lineRule="auto"/>
+        <w:spacing w:line="276" w:lineRule="auto"/>
         <w:rPr>
           <w:rFonts w:ascii="Times New Roman" w:hAnsi="Times New Roman" w:cs="Times New Roman"/>
           <w:sz w:val="24"/>
@@ -7075,7 +7093,7 @@
           <w:ilvl w:val="0"/>
           <w:numId w:val="2"/>
         </w:numPr>
-        <w:spacing w:line="360" w:lineRule="auto"/>
+        <w:spacing w:line="276" w:lineRule="auto"/>
         <w:rPr>
           <w:rFonts w:ascii="Times New Roman" w:hAnsi="Times New Roman" w:cs="Times New Roman"/>
           <w:sz w:val="24"/>
@@ -7100,36 +7118,23 @@
           <w:ilvl w:val="0"/>
           <w:numId w:val="2"/>
         </w:numPr>
-        <w:spacing w:line="360" w:lineRule="auto"/>
-        <w:rPr>
-          <w:rFonts w:ascii="Times New Roman" w:hAnsi="Times New Roman" w:cs="Times New Roman"/>
-          <w:sz w:val="24"/>
-          <w:szCs w:val="24"/>
-          <w:lang w:val="en-US"/>
-        </w:rPr>
-      </w:pPr>
-      <w:r>
-        <w:rPr>
-          <w:rFonts w:ascii="Times New Roman" w:hAnsi="Times New Roman" w:cs="Times New Roman"/>
-          <w:sz w:val="24"/>
-          <w:szCs w:val="24"/>
-          <w:lang w:val="en-US"/>
-        </w:rPr>
-        <w:lastRenderedPageBreak/>
+        <w:spacing w:line="276" w:lineRule="auto"/>
+        <w:rPr>
+          <w:rFonts w:ascii="Times New Roman" w:hAnsi="Times New Roman" w:cs="Times New Roman"/>
+          <w:sz w:val="24"/>
+          <w:szCs w:val="24"/>
+          <w:lang w:val="en-US"/>
+        </w:rPr>
+      </w:pPr>
+      <w:r>
+        <w:rPr>
+          <w:rFonts w:ascii="Times New Roman" w:hAnsi="Times New Roman" w:cs="Times New Roman"/>
+          <w:sz w:val="24"/>
+          <w:szCs w:val="24"/>
+          <w:lang w:val="en-US"/>
+        </w:rPr>
         <w:t>A forced password change screen for first-time users using temporary credentials.</w:t>
       </w:r>
-    </w:p>
-    <w:p>
-      <w:pPr>
-        <w:pStyle w:val="ListParagraph"/>
-        <w:spacing w:line="360" w:lineRule="auto"/>
-        <w:rPr>
-          <w:rFonts w:ascii="Times New Roman" w:hAnsi="Times New Roman" w:cs="Times New Roman"/>
-          <w:sz w:val="24"/>
-          <w:szCs w:val="24"/>
-          <w:lang w:val="en-US"/>
-        </w:rPr>
-      </w:pPr>
     </w:p>
     <w:p>
       <w:pPr>
@@ -7181,6 +7186,7 @@
           <w:szCs w:val="24"/>
           <w:lang w:val="en-US"/>
         </w:rPr>
+        <w:lastRenderedPageBreak/>
         <w:t xml:space="preserve">The student interface should be designed as a self-service workspace where students can manage their academic and campus-related activities. It should provide quick access to personal academic data, course registration, grades, attendance, finance information, clubs, announcements, and </w:t>
       </w:r>
       <w:proofErr w:type="gramStart"/>
@@ -7368,6 +7374,18 @@
     </w:p>
     <w:p>
       <w:pPr>
+        <w:pStyle w:val="ListParagraph"/>
+        <w:spacing w:line="360" w:lineRule="auto"/>
+        <w:rPr>
+          <w:rFonts w:ascii="Times New Roman" w:hAnsi="Times New Roman" w:cs="Times New Roman"/>
+          <w:sz w:val="24"/>
+          <w:szCs w:val="24"/>
+          <w:lang w:val="en-US"/>
+        </w:rPr>
+      </w:pPr>
+    </w:p>
+    <w:p>
+      <w:pPr>
         <w:spacing w:line="360" w:lineRule="auto"/>
         <w:ind w:left="360"/>
         <w:rPr>
@@ -7575,6 +7593,72 @@
     </w:p>
     <w:p>
       <w:pPr>
+        <w:spacing w:line="360" w:lineRule="auto"/>
+        <w:rPr>
+          <w:rFonts w:ascii="Times New Roman" w:hAnsi="Times New Roman" w:cs="Times New Roman"/>
+          <w:sz w:val="24"/>
+          <w:szCs w:val="24"/>
+          <w:lang w:val="en-US"/>
+        </w:rPr>
+      </w:pPr>
+    </w:p>
+    <w:p>
+      <w:pPr>
+        <w:spacing w:line="360" w:lineRule="auto"/>
+        <w:rPr>
+          <w:rFonts w:ascii="Times New Roman" w:hAnsi="Times New Roman" w:cs="Times New Roman"/>
+          <w:sz w:val="24"/>
+          <w:szCs w:val="24"/>
+          <w:lang w:val="en-US"/>
+        </w:rPr>
+      </w:pPr>
+    </w:p>
+    <w:p>
+      <w:pPr>
+        <w:spacing w:line="360" w:lineRule="auto"/>
+        <w:rPr>
+          <w:rFonts w:ascii="Times New Roman" w:hAnsi="Times New Roman" w:cs="Times New Roman"/>
+          <w:sz w:val="24"/>
+          <w:szCs w:val="24"/>
+          <w:lang w:val="en-US"/>
+        </w:rPr>
+      </w:pPr>
+    </w:p>
+    <w:p>
+      <w:pPr>
+        <w:spacing w:line="360" w:lineRule="auto"/>
+        <w:rPr>
+          <w:rFonts w:ascii="Times New Roman" w:hAnsi="Times New Roman" w:cs="Times New Roman"/>
+          <w:sz w:val="24"/>
+          <w:szCs w:val="24"/>
+          <w:lang w:val="en-US"/>
+        </w:rPr>
+      </w:pPr>
+    </w:p>
+    <w:p>
+      <w:pPr>
+        <w:spacing w:line="360" w:lineRule="auto"/>
+        <w:rPr>
+          <w:rFonts w:ascii="Times New Roman" w:hAnsi="Times New Roman" w:cs="Times New Roman"/>
+          <w:sz w:val="24"/>
+          <w:szCs w:val="24"/>
+          <w:lang w:val="en-US"/>
+        </w:rPr>
+      </w:pPr>
+    </w:p>
+    <w:p>
+      <w:pPr>
+        <w:spacing w:line="360" w:lineRule="auto"/>
+        <w:rPr>
+          <w:rFonts w:ascii="Times New Roman" w:hAnsi="Times New Roman" w:cs="Times New Roman"/>
+          <w:sz w:val="24"/>
+          <w:szCs w:val="24"/>
+          <w:lang w:val="en-US"/>
+        </w:rPr>
+      </w:pPr>
+    </w:p>
+    <w:p>
+      <w:pPr>
         <w:pStyle w:val="ListParagraph"/>
         <w:spacing w:line="360" w:lineRule="auto"/>
         <w:rPr>
@@ -7599,6 +7683,7 @@
           <w:szCs w:val="24"/>
           <w:lang w:val="en-US"/>
         </w:rPr>
+        <w:lastRenderedPageBreak/>
         <w:t>4. Administrator Interface</w:t>
       </w:r>
     </w:p>
@@ -7630,16 +7715,7 @@
           <w:szCs w:val="24"/>
           <w:lang w:val="en-US"/>
         </w:rPr>
-        <w:t xml:space="preserve">functions </w:t>
-      </w:r>
-      <w:r>
-        <w:rPr>
-          <w:rFonts w:ascii="Times New Roman" w:hAnsi="Times New Roman" w:cs="Times New Roman"/>
-          <w:sz w:val="24"/>
-          <w:szCs w:val="24"/>
-          <w:lang w:val="en-US"/>
-        </w:rPr>
-        <w:t>.</w:t>
+        <w:t>functions .</w:t>
       </w:r>
       <w:proofErr w:type="gramEnd"/>
     </w:p>
@@ -7692,7 +7768,6 @@
                 <w:szCs w:val="24"/>
                 <w:lang w:val="en-US"/>
               </w:rPr>
-              <w:lastRenderedPageBreak/>
               <w:t>Admin Interface Area</w:t>
             </w:r>
           </w:p>
@@ -8067,6 +8142,15 @@
           <w:lang w:val="en-US"/>
         </w:rPr>
       </w:pPr>
+      <w:r>
+        <w:rPr>
+          <w:rFonts w:ascii="Times New Roman" w:hAnsi="Times New Roman" w:cs="Times New Roman"/>
+          <w:sz w:val="24"/>
+          <w:szCs w:val="24"/>
+          <w:lang w:val="en-US"/>
+        </w:rPr>
+        <w:br/>
+      </w:r>
     </w:p>
     <w:p>
       <w:pPr>
@@ -8082,7 +8166,10 @@
           <w:lang w:val="en-US"/>
         </w:rPr>
       </w:pPr>
-      <w:r>
+    </w:p>
+    <w:p>
+      <w:pPr>
+        <w:spacing w:line="360" w:lineRule="auto"/>
         <w:rPr>
           <w:rFonts w:ascii="Times New Roman" w:hAnsi="Times New Roman" w:cs="Times New Roman"/>
           <w:b/>
@@ -8093,6 +8180,94 @@
           <w:szCs w:val="24"/>
           <w:lang w:val="en-US"/>
         </w:rPr>
+      </w:pPr>
+    </w:p>
+    <w:p>
+      <w:pPr>
+        <w:spacing w:line="360" w:lineRule="auto"/>
+        <w:rPr>
+          <w:rFonts w:ascii="Times New Roman" w:hAnsi="Times New Roman" w:cs="Times New Roman"/>
+          <w:b/>
+          <w:bCs/>
+          <w:i/>
+          <w:iCs/>
+          <w:sz w:val="24"/>
+          <w:szCs w:val="24"/>
+          <w:lang w:val="en-US"/>
+        </w:rPr>
+      </w:pPr>
+    </w:p>
+    <w:p>
+      <w:pPr>
+        <w:spacing w:line="360" w:lineRule="auto"/>
+        <w:rPr>
+          <w:rFonts w:ascii="Times New Roman" w:hAnsi="Times New Roman" w:cs="Times New Roman"/>
+          <w:b/>
+          <w:bCs/>
+          <w:i/>
+          <w:iCs/>
+          <w:sz w:val="24"/>
+          <w:szCs w:val="24"/>
+          <w:lang w:val="en-US"/>
+        </w:rPr>
+      </w:pPr>
+    </w:p>
+    <w:p>
+      <w:pPr>
+        <w:spacing w:line="360" w:lineRule="auto"/>
+        <w:rPr>
+          <w:rFonts w:ascii="Times New Roman" w:hAnsi="Times New Roman" w:cs="Times New Roman"/>
+          <w:b/>
+          <w:bCs/>
+          <w:i/>
+          <w:iCs/>
+          <w:sz w:val="24"/>
+          <w:szCs w:val="24"/>
+          <w:lang w:val="en-US"/>
+        </w:rPr>
+      </w:pPr>
+    </w:p>
+    <w:p>
+      <w:pPr>
+        <w:spacing w:line="360" w:lineRule="auto"/>
+        <w:rPr>
+          <w:rFonts w:ascii="Times New Roman" w:hAnsi="Times New Roman" w:cs="Times New Roman"/>
+          <w:b/>
+          <w:bCs/>
+          <w:i/>
+          <w:iCs/>
+          <w:sz w:val="24"/>
+          <w:szCs w:val="24"/>
+          <w:lang w:val="en-US"/>
+        </w:rPr>
+      </w:pPr>
+    </w:p>
+    <w:p>
+      <w:pPr>
+        <w:spacing w:line="360" w:lineRule="auto"/>
+        <w:rPr>
+          <w:rFonts w:ascii="Times New Roman" w:hAnsi="Times New Roman" w:cs="Times New Roman"/>
+          <w:b/>
+          <w:bCs/>
+          <w:i/>
+          <w:iCs/>
+          <w:sz w:val="24"/>
+          <w:szCs w:val="24"/>
+          <w:lang w:val="en-US"/>
+        </w:rPr>
+      </w:pPr>
+      <w:r>
+        <w:rPr>
+          <w:rFonts w:ascii="Times New Roman" w:hAnsi="Times New Roman" w:cs="Times New Roman"/>
+          <w:b/>
+          <w:bCs/>
+          <w:i/>
+          <w:iCs/>
+          <w:sz w:val="24"/>
+          <w:szCs w:val="24"/>
+          <w:lang w:val="en-US"/>
+        </w:rPr>
+        <w:lastRenderedPageBreak/>
         <w:t>5. Campus Services and Communication Interface</w:t>
       </w:r>
     </w:p>
@@ -8113,16 +8288,7 @@
           <w:szCs w:val="24"/>
           <w:lang w:val="en-US"/>
         </w:rPr>
-        <w:t>This interface should support the wider student experience beyond core academics. It includes clubs, join requests, announcements, events, event participation, support requests, recommendations, and notifications</w:t>
-      </w:r>
-      <w:r>
-        <w:rPr>
-          <w:rFonts w:ascii="Times New Roman" w:hAnsi="Times New Roman" w:cs="Times New Roman"/>
-          <w:sz w:val="24"/>
-          <w:szCs w:val="24"/>
-          <w:lang w:val="en-US"/>
-        </w:rPr>
-        <w:t>.</w:t>
+        <w:t>This interface should support the wider student experience beyond core academics. It includes clubs, join requests, announcements, events, event participation, support requests, recommendations, and notifications.</w:t>
       </w:r>
     </w:p>
     <w:tbl>
@@ -8436,7 +8602,6 @@
                 <w:szCs w:val="24"/>
                 <w:lang w:val="en-US"/>
               </w:rPr>
-              <w:lastRenderedPageBreak/>
               <w:t>Support</w:t>
             </w:r>
           </w:p>
@@ -8525,7 +8690,91 @@
     </w:tbl>
     <w:p>
       <w:pPr>
+        <w:spacing w:line="360" w:lineRule="auto"/>
+        <w:rPr>
+          <w:rFonts w:ascii="Times New Roman" w:hAnsi="Times New Roman" w:cs="Times New Roman"/>
+          <w:sz w:val="24"/>
+          <w:szCs w:val="24"/>
+          <w:lang w:val="en-US"/>
+        </w:rPr>
+      </w:pPr>
+    </w:p>
+    <w:p>
+      <w:pPr>
+        <w:pStyle w:val="ListParagraph"/>
+        <w:spacing w:line="360" w:lineRule="auto"/>
+        <w:rPr>
+          <w:rFonts w:ascii="Times New Roman" w:hAnsi="Times New Roman" w:cs="Times New Roman"/>
+          <w:sz w:val="24"/>
+          <w:szCs w:val="24"/>
+        </w:rPr>
+      </w:pPr>
+    </w:p>
+    <w:p>
+      <w:pPr>
+        <w:pStyle w:val="Heading2"/>
+        <w:spacing w:line="360" w:lineRule="auto"/>
+      </w:pPr>
+    </w:p>
+    <w:p>
+      <w:pPr>
+        <w:spacing w:line="360" w:lineRule="auto"/>
+      </w:pPr>
+    </w:p>
+    <w:p>
+      <w:pPr>
+        <w:spacing w:line="360" w:lineRule="auto"/>
+        <w:rPr>
+          <w:rFonts w:ascii="Times New Roman" w:hAnsi="Times New Roman" w:cs="Times New Roman"/>
+          <w:sz w:val="24"/>
+          <w:szCs w:val="24"/>
+        </w:rPr>
+      </w:pPr>
+    </w:p>
+    <w:p>
+      <w:pPr>
+        <w:spacing w:line="360" w:lineRule="auto"/>
+        <w:rPr>
+          <w:rFonts w:ascii="Times New Roman" w:hAnsi="Times New Roman" w:cs="Times New Roman"/>
+          <w:sz w:val="24"/>
+          <w:szCs w:val="24"/>
+        </w:rPr>
+      </w:pPr>
+    </w:p>
+    <w:p>
+      <w:pPr>
+        <w:spacing w:line="360" w:lineRule="auto"/>
+        <w:rPr>
+          <w:rFonts w:ascii="Times New Roman" w:hAnsi="Times New Roman" w:cs="Times New Roman"/>
+          <w:sz w:val="24"/>
+          <w:szCs w:val="24"/>
+        </w:rPr>
+      </w:pPr>
+    </w:p>
+    <w:p>
+      <w:pPr>
+        <w:spacing w:line="360" w:lineRule="auto"/>
+        <w:rPr>
+          <w:rFonts w:ascii="Times New Roman" w:hAnsi="Times New Roman" w:cs="Times New Roman"/>
+          <w:sz w:val="24"/>
+          <w:szCs w:val="24"/>
+        </w:rPr>
+      </w:pPr>
+    </w:p>
+    <w:p>
+      <w:pPr>
+        <w:spacing w:line="360" w:lineRule="auto"/>
+        <w:rPr>
+          <w:rFonts w:ascii="Times New Roman" w:hAnsi="Times New Roman" w:cs="Times New Roman"/>
+          <w:sz w:val="24"/>
+          <w:szCs w:val="24"/>
+        </w:rPr>
+      </w:pPr>
+    </w:p>
+    <w:p>
+      <w:pPr>
         <w:pStyle w:val="Heading3"/>
+        <w:spacing w:line="360" w:lineRule="auto"/>
         <w:rPr>
           <w:rFonts w:ascii="Times New Roman" w:hAnsi="Times New Roman" w:cs="Times New Roman"/>
           <w:b/>
@@ -8535,7 +8784,7 @@
           <w:szCs w:val="24"/>
         </w:rPr>
       </w:pPr>
-      <w:bookmarkStart w:id="6" w:name="_Toc226924015"/>
+      <w:bookmarkStart w:id="6" w:name="_Toc231319803"/>
       <w:r>
         <w:rPr>
           <w:rFonts w:ascii="Times New Roman" w:hAnsi="Times New Roman" w:cs="Times New Roman"/>
@@ -8545,6 +8794,7 @@
           <w:sz w:val="24"/>
           <w:szCs w:val="24"/>
         </w:rPr>
+        <w:lastRenderedPageBreak/>
         <w:t>3.2.1.2 Learnability</w:t>
       </w:r>
       <w:bookmarkEnd w:id="6"/>
@@ -8722,7 +8972,74 @@
     </w:p>
     <w:p>
       <w:pPr>
+        <w:spacing w:line="360" w:lineRule="auto"/>
+        <w:rPr>
+          <w:rFonts w:ascii="Times New Roman" w:hAnsi="Times New Roman" w:cs="Times New Roman"/>
+          <w:sz w:val="24"/>
+          <w:szCs w:val="24"/>
+          <w:lang w:val="en-US"/>
+        </w:rPr>
+      </w:pPr>
+    </w:p>
+    <w:p>
+      <w:pPr>
+        <w:spacing w:line="360" w:lineRule="auto"/>
+        <w:rPr>
+          <w:rFonts w:ascii="Times New Roman" w:hAnsi="Times New Roman" w:cs="Times New Roman"/>
+          <w:sz w:val="24"/>
+          <w:szCs w:val="24"/>
+          <w:lang w:val="en-US"/>
+        </w:rPr>
+      </w:pPr>
+    </w:p>
+    <w:p>
+      <w:pPr>
+        <w:spacing w:line="360" w:lineRule="auto"/>
+        <w:rPr>
+          <w:rFonts w:ascii="Times New Roman" w:hAnsi="Times New Roman" w:cs="Times New Roman"/>
+          <w:sz w:val="24"/>
+          <w:szCs w:val="24"/>
+          <w:lang w:val="en-US"/>
+        </w:rPr>
+      </w:pPr>
+    </w:p>
+    <w:p>
+      <w:pPr>
+        <w:spacing w:line="360" w:lineRule="auto"/>
+        <w:rPr>
+          <w:rFonts w:ascii="Times New Roman" w:hAnsi="Times New Roman" w:cs="Times New Roman"/>
+          <w:sz w:val="24"/>
+          <w:szCs w:val="24"/>
+          <w:lang w:val="en-US"/>
+        </w:rPr>
+      </w:pPr>
+    </w:p>
+    <w:p>
+      <w:pPr>
+        <w:spacing w:line="360" w:lineRule="auto"/>
+        <w:rPr>
+          <w:rFonts w:ascii="Times New Roman" w:hAnsi="Times New Roman" w:cs="Times New Roman"/>
+          <w:sz w:val="24"/>
+          <w:szCs w:val="24"/>
+          <w:lang w:val="en-US"/>
+        </w:rPr>
+      </w:pPr>
+    </w:p>
+    <w:p>
+      <w:pPr>
+        <w:spacing w:line="360" w:lineRule="auto"/>
+        <w:rPr>
+          <w:rFonts w:ascii="Times New Roman" w:hAnsi="Times New Roman" w:cs="Times New Roman"/>
+          <w:sz w:val="24"/>
+          <w:szCs w:val="24"/>
+          <w:lang w:val="en-US"/>
+        </w:rPr>
+      </w:pPr>
+    </w:p>
+    <w:p>
+      <w:pPr>
         <w:pStyle w:val="Heading3"/>
+        <w:spacing w:line="360" w:lineRule="auto"/>
         <w:rPr>
           <w:rFonts w:ascii="Times New Roman" w:hAnsi="Times New Roman" w:cs="Times New Roman"/>
           <w:b/>
@@ -8732,7 +9049,7 @@
           <w:szCs w:val="24"/>
         </w:rPr>
       </w:pPr>
-      <w:bookmarkStart w:id="7" w:name="_Toc226924016"/>
+      <w:bookmarkStart w:id="7" w:name="_Toc231319804"/>
       <w:r>
         <w:rPr>
           <w:rFonts w:ascii="Times New Roman" w:hAnsi="Times New Roman" w:cs="Times New Roman"/>
@@ -8742,6 +9059,7 @@
           <w:sz w:val="24"/>
           <w:szCs w:val="24"/>
         </w:rPr>
+        <w:lastRenderedPageBreak/>
         <w:t>3.2.1.3 Accessibility</w:t>
       </w:r>
       <w:bookmarkEnd w:id="7"/>
@@ -8761,15 +9079,7 @@
           <w:sz w:val="24"/>
           <w:szCs w:val="24"/>
         </w:rPr>
-        <w:t>Accessibility ensures that the system can be used by a wider range of users and from a wider range of devices. Since CIS is a web-based system, users should be able to access it from modern browsers without platform-specific installation. The interface should support accessible structure, readable text, and keyboard-operable workflows, which is also consistent with the non-functional expectations already stated in the project document</w:t>
-      </w:r>
-      <w:r>
-        <w:rPr>
-          <w:rFonts w:ascii="Times New Roman" w:hAnsi="Times New Roman" w:cs="Times New Roman"/>
-          <w:sz w:val="24"/>
-          <w:szCs w:val="24"/>
-        </w:rPr>
-        <w:t>.</w:t>
+        <w:t>Accessibility ensures that the system can be used by a wider range of users and from a wider range of devices. Since CIS is a web-based system, users should be able to access it from modern browsers without platform-specific installation. The interface should support accessible structure, readable text, and keyboard-operable workflows, which is also consistent with the non-functional expectations already stated in the project document.</w:t>
       </w:r>
     </w:p>
     <w:tbl>
@@ -8809,7 +9119,6 @@
                 <w:szCs w:val="24"/>
                 <w:lang w:val="en-US"/>
               </w:rPr>
-              <w:lastRenderedPageBreak/>
               <w:t>Accessibility Requirement</w:t>
             </w:r>
           </w:p>
@@ -9119,6 +9428,7 @@
     <w:p>
       <w:pPr>
         <w:pStyle w:val="Heading3"/>
+        <w:spacing w:line="360" w:lineRule="auto"/>
         <w:rPr>
           <w:rFonts w:ascii="Times New Roman" w:hAnsi="Times New Roman" w:cs="Times New Roman"/>
           <w:b/>
@@ -9128,8 +9438,12 @@
           <w:szCs w:val="24"/>
         </w:rPr>
       </w:pPr>
-      <w:bookmarkStart w:id="8" w:name="_Toc226924017"/>
-      <w:r>
+      <w:bookmarkStart w:id="8" w:name="_Toc231319805"/>
+    </w:p>
+    <w:p>
+      <w:pPr>
+        <w:pStyle w:val="Heading3"/>
+        <w:spacing w:line="360" w:lineRule="auto"/>
         <w:rPr>
           <w:rFonts w:ascii="Times New Roman" w:hAnsi="Times New Roman" w:cs="Times New Roman"/>
           <w:b/>
@@ -9138,6 +9452,16 @@
           <w:sz w:val="24"/>
           <w:szCs w:val="24"/>
         </w:rPr>
+      </w:pPr>
+      <w:r>
+        <w:rPr>
+          <w:rFonts w:ascii="Times New Roman" w:hAnsi="Times New Roman" w:cs="Times New Roman"/>
+          <w:b/>
+          <w:bCs/>
+          <w:color w:val="auto"/>
+          <w:sz w:val="24"/>
+          <w:szCs w:val="24"/>
+        </w:rPr>
         <w:t>3.2.1.4 Efficiency</w:t>
       </w:r>
       <w:bookmarkEnd w:id="8"/>
@@ -9181,6 +9505,17 @@
         </w:rPr>
         <w:t xml:space="preserve"> efficiency requirements are:</w:t>
       </w:r>
+    </w:p>
+    <w:p>
+      <w:pPr>
+        <w:spacing w:line="360" w:lineRule="auto"/>
+        <w:rPr>
+          <w:rFonts w:ascii="Times New Roman" w:hAnsi="Times New Roman" w:cs="Times New Roman"/>
+          <w:sz w:val="24"/>
+          <w:szCs w:val="24"/>
+          <w:lang w:val="en-US"/>
+        </w:rPr>
+      </w:pPr>
     </w:p>
     <w:p>
       <w:pPr>
@@ -9188,21 +9523,22 @@
           <w:ilvl w:val="0"/>
           <w:numId w:val="6"/>
         </w:numPr>
-        <w:spacing w:line="276" w:lineRule="auto"/>
-        <w:rPr>
-          <w:rFonts w:ascii="Times New Roman" w:hAnsi="Times New Roman" w:cs="Times New Roman"/>
-          <w:sz w:val="24"/>
-          <w:szCs w:val="24"/>
-          <w:lang w:val="en-US"/>
-        </w:rPr>
-      </w:pPr>
-      <w:r>
-        <w:rPr>
-          <w:rFonts w:ascii="Times New Roman" w:hAnsi="Times New Roman" w:cs="Times New Roman"/>
-          <w:sz w:val="24"/>
-          <w:szCs w:val="24"/>
-          <w:lang w:val="en-US"/>
-        </w:rPr>
+        <w:spacing w:line="360" w:lineRule="auto"/>
+        <w:rPr>
+          <w:rFonts w:ascii="Times New Roman" w:hAnsi="Times New Roman" w:cs="Times New Roman"/>
+          <w:sz w:val="24"/>
+          <w:szCs w:val="24"/>
+          <w:lang w:val="en-US"/>
+        </w:rPr>
+      </w:pPr>
+      <w:r>
+        <w:rPr>
+          <w:rFonts w:ascii="Times New Roman" w:hAnsi="Times New Roman" w:cs="Times New Roman"/>
+          <w:sz w:val="24"/>
+          <w:szCs w:val="24"/>
+          <w:lang w:val="en-US"/>
+        </w:rPr>
+        <w:lastRenderedPageBreak/>
         <w:t xml:space="preserve">Typical dashboard and list pages should load within acceptable user-perceived response time. </w:t>
       </w:r>
     </w:p>
@@ -9212,7 +9548,7 @@
           <w:ilvl w:val="0"/>
           <w:numId w:val="6"/>
         </w:numPr>
-        <w:spacing w:line="276" w:lineRule="auto"/>
+        <w:spacing w:line="360" w:lineRule="auto"/>
         <w:rPr>
           <w:rFonts w:ascii="Times New Roman" w:hAnsi="Times New Roman" w:cs="Times New Roman"/>
           <w:sz w:val="24"/>
@@ -9236,7 +9572,7 @@
           <w:ilvl w:val="0"/>
           <w:numId w:val="6"/>
         </w:numPr>
-        <w:spacing w:line="276" w:lineRule="auto"/>
+        <w:spacing w:line="360" w:lineRule="auto"/>
         <w:rPr>
           <w:rFonts w:ascii="Times New Roman" w:hAnsi="Times New Roman" w:cs="Times New Roman"/>
           <w:sz w:val="24"/>
@@ -9260,7 +9596,7 @@
           <w:ilvl w:val="0"/>
           <w:numId w:val="6"/>
         </w:numPr>
-        <w:spacing w:line="276" w:lineRule="auto"/>
+        <w:spacing w:line="360" w:lineRule="auto"/>
         <w:rPr>
           <w:rFonts w:ascii="Times New Roman" w:hAnsi="Times New Roman" w:cs="Times New Roman"/>
           <w:sz w:val="24"/>
@@ -9284,7 +9620,7 @@
           <w:ilvl w:val="0"/>
           <w:numId w:val="6"/>
         </w:numPr>
-        <w:spacing w:line="276" w:lineRule="auto"/>
+        <w:spacing w:line="360" w:lineRule="auto"/>
         <w:rPr>
           <w:rFonts w:ascii="Times New Roman" w:hAnsi="Times New Roman" w:cs="Times New Roman"/>
           <w:sz w:val="24"/>
@@ -9308,7 +9644,7 @@
           <w:ilvl w:val="0"/>
           <w:numId w:val="6"/>
         </w:numPr>
-        <w:spacing w:line="276" w:lineRule="auto"/>
+        <w:spacing w:line="360" w:lineRule="auto"/>
         <w:rPr>
           <w:rFonts w:ascii="Times New Roman" w:hAnsi="Times New Roman" w:cs="Times New Roman"/>
           <w:sz w:val="24"/>
@@ -9329,6 +9665,7 @@
     <w:p>
       <w:pPr>
         <w:pStyle w:val="Heading3"/>
+        <w:spacing w:line="360" w:lineRule="auto"/>
         <w:rPr>
           <w:rFonts w:ascii="Times New Roman" w:hAnsi="Times New Roman" w:cs="Times New Roman"/>
           <w:b/>
@@ -9338,7 +9675,7 @@
           <w:szCs w:val="24"/>
         </w:rPr>
       </w:pPr>
-      <w:bookmarkStart w:id="9" w:name="_Toc226924018"/>
+      <w:bookmarkStart w:id="9" w:name="_Toc231319806"/>
       <w:r>
         <w:rPr>
           <w:rFonts w:ascii="Times New Roman" w:hAnsi="Times New Roman" w:cs="Times New Roman"/>
@@ -9348,7 +9685,6 @@
           <w:sz w:val="24"/>
           <w:szCs w:val="24"/>
         </w:rPr>
-        <w:lastRenderedPageBreak/>
         <w:t>3.2.1.5 Memorability</w:t>
       </w:r>
       <w:bookmarkEnd w:id="9"/>
@@ -9375,7 +9711,7 @@
     </w:p>
     <w:p>
       <w:pPr>
-        <w:spacing w:line="276" w:lineRule="auto"/>
+        <w:spacing w:line="360" w:lineRule="auto"/>
         <w:rPr>
           <w:rFonts w:ascii="Times New Roman" w:hAnsi="Times New Roman" w:cs="Times New Roman"/>
           <w:sz w:val="24"/>
@@ -9399,7 +9735,7 @@
           <w:ilvl w:val="0"/>
           <w:numId w:val="7"/>
         </w:numPr>
-        <w:spacing w:line="276" w:lineRule="auto"/>
+        <w:spacing w:line="360" w:lineRule="auto"/>
         <w:rPr>
           <w:rFonts w:ascii="Times New Roman" w:hAnsi="Times New Roman" w:cs="Times New Roman"/>
           <w:sz w:val="24"/>
@@ -9423,7 +9759,7 @@
           <w:ilvl w:val="0"/>
           <w:numId w:val="7"/>
         </w:numPr>
-        <w:spacing w:line="276" w:lineRule="auto"/>
+        <w:spacing w:line="360" w:lineRule="auto"/>
         <w:rPr>
           <w:rFonts w:ascii="Times New Roman" w:hAnsi="Times New Roman" w:cs="Times New Roman"/>
           <w:sz w:val="24"/>
@@ -9447,7 +9783,7 @@
           <w:ilvl w:val="0"/>
           <w:numId w:val="7"/>
         </w:numPr>
-        <w:spacing w:line="276" w:lineRule="auto"/>
+        <w:spacing w:line="360" w:lineRule="auto"/>
         <w:rPr>
           <w:rFonts w:ascii="Times New Roman" w:hAnsi="Times New Roman" w:cs="Times New Roman"/>
           <w:sz w:val="24"/>
@@ -9471,7 +9807,7 @@
           <w:ilvl w:val="0"/>
           <w:numId w:val="7"/>
         </w:numPr>
-        <w:spacing w:line="276" w:lineRule="auto"/>
+        <w:spacing w:line="360" w:lineRule="auto"/>
         <w:rPr>
           <w:rFonts w:ascii="Times New Roman" w:hAnsi="Times New Roman" w:cs="Times New Roman"/>
           <w:sz w:val="24"/>
@@ -9495,27 +9831,59 @@
           <w:ilvl w:val="0"/>
           <w:numId w:val="7"/>
         </w:numPr>
-        <w:spacing w:line="276" w:lineRule="auto"/>
-        <w:rPr>
-          <w:rFonts w:ascii="Times New Roman" w:hAnsi="Times New Roman" w:cs="Times New Roman"/>
-          <w:sz w:val="24"/>
-          <w:szCs w:val="24"/>
-          <w:lang w:val="en-US"/>
-        </w:rPr>
-      </w:pPr>
-      <w:r>
-        <w:rPr>
-          <w:rFonts w:ascii="Times New Roman" w:hAnsi="Times New Roman" w:cs="Times New Roman"/>
-          <w:sz w:val="24"/>
-          <w:szCs w:val="24"/>
-          <w:lang w:val="en-US"/>
-        </w:rPr>
-        <w:t>Administrators should be able to return to the system and quickly identify management and reporting areas.</w:t>
-      </w:r>
+        <w:spacing w:line="360" w:lineRule="auto"/>
+        <w:rPr>
+          <w:rFonts w:ascii="Times New Roman" w:hAnsi="Times New Roman" w:cs="Times New Roman"/>
+          <w:sz w:val="24"/>
+          <w:szCs w:val="24"/>
+          <w:lang w:val="en-US"/>
+        </w:rPr>
+      </w:pPr>
+      <w:r>
+        <w:rPr>
+          <w:rFonts w:ascii="Times New Roman" w:hAnsi="Times New Roman" w:cs="Times New Roman"/>
+          <w:sz w:val="24"/>
+          <w:szCs w:val="24"/>
+          <w:lang w:val="en-US"/>
+        </w:rPr>
+        <w:t>Administrators should be able to return to the system and quickly identify management and reporting areas</w:t>
+      </w:r>
+      <w:r>
+        <w:rPr>
+          <w:rFonts w:ascii="Times New Roman" w:hAnsi="Times New Roman" w:cs="Times New Roman"/>
+          <w:sz w:val="24"/>
+          <w:szCs w:val="24"/>
+          <w:lang w:val="en-US"/>
+        </w:rPr>
+        <w:t>.</w:t>
+      </w:r>
+    </w:p>
+    <w:p>
+      <w:pPr>
+        <w:spacing w:line="360" w:lineRule="auto"/>
+        <w:rPr>
+          <w:rFonts w:ascii="Times New Roman" w:hAnsi="Times New Roman" w:cs="Times New Roman"/>
+          <w:sz w:val="24"/>
+          <w:szCs w:val="24"/>
+          <w:lang w:val="en-US"/>
+        </w:rPr>
+      </w:pPr>
+    </w:p>
+    <w:p>
+      <w:pPr>
+        <w:spacing w:line="360" w:lineRule="auto"/>
+        <w:rPr>
+          <w:rFonts w:ascii="Times New Roman" w:hAnsi="Times New Roman" w:cs="Times New Roman"/>
+          <w:sz w:val="24"/>
+          <w:szCs w:val="24"/>
+          <w:lang w:val="en-US"/>
+        </w:rPr>
+      </w:pPr>
     </w:p>
     <w:p>
       <w:pPr>
         <w:pStyle w:val="Heading3"/>
+        <w:spacing w:line="360" w:lineRule="auto"/>
         <w:rPr>
           <w:rFonts w:ascii="Times New Roman" w:hAnsi="Times New Roman" w:cs="Times New Roman"/>
           <w:b/>
@@ -9525,7 +9893,7 @@
           <w:szCs w:val="24"/>
         </w:rPr>
       </w:pPr>
-      <w:bookmarkStart w:id="10" w:name="_Toc226924019"/>
+      <w:bookmarkStart w:id="10" w:name="_Toc231319807"/>
       <w:r>
         <w:rPr>
           <w:rFonts w:ascii="Times New Roman" w:hAnsi="Times New Roman" w:cs="Times New Roman"/>
@@ -9535,6 +9903,7 @@
           <w:sz w:val="24"/>
           <w:szCs w:val="24"/>
         </w:rPr>
+        <w:lastRenderedPageBreak/>
         <w:t>3.2.1.6 Errors</w:t>
       </w:r>
       <w:bookmarkEnd w:id="10"/>
@@ -9554,15 +9923,7 @@
           <w:sz w:val="24"/>
           <w:szCs w:val="24"/>
         </w:rPr>
-        <w:t>Error prevention and error handling are especially important in a university platform because the system manages official academic, identity, and finance data. The project specification already emphasizes validation, predictable responses, and prevention of contradictory records through relational constraints and backend enforcement</w:t>
-      </w:r>
-      <w:r>
-        <w:rPr>
-          <w:rFonts w:ascii="Times New Roman" w:hAnsi="Times New Roman" w:cs="Times New Roman"/>
-          <w:sz w:val="24"/>
-          <w:szCs w:val="24"/>
-        </w:rPr>
-        <w:t>.</w:t>
+        <w:t>Error prevention and error handling are especially important in a university platform because the system manages official academic, identity, and finance data. The project specification already emphasizes validation, predictable responses, and prevention of contradictory records through relational constraints and backend enforcement.</w:t>
       </w:r>
     </w:p>
     <w:tbl>
@@ -9583,7 +9944,7 @@
           </w:tcPr>
           <w:p>
             <w:pPr>
-              <w:spacing w:after="160" w:line="276" w:lineRule="auto"/>
+              <w:spacing w:after="160" w:line="360" w:lineRule="auto"/>
               <w:rPr>
                 <w:rFonts w:ascii="Times New Roman" w:hAnsi="Times New Roman" w:cs="Times New Roman"/>
                 <w:b/>
@@ -9613,7 +9974,7 @@
           </w:tcPr>
           <w:p>
             <w:pPr>
-              <w:spacing w:after="160" w:line="276" w:lineRule="auto"/>
+              <w:spacing w:after="160" w:line="360" w:lineRule="auto"/>
               <w:rPr>
                 <w:rFonts w:ascii="Times New Roman" w:hAnsi="Times New Roman" w:cs="Times New Roman"/>
                 <w:b/>
@@ -9645,7 +10006,7 @@
           </w:tcPr>
           <w:p>
             <w:pPr>
-              <w:spacing w:after="160" w:line="276" w:lineRule="auto"/>
+              <w:spacing w:after="160" w:line="360" w:lineRule="auto"/>
               <w:rPr>
                 <w:rFonts w:ascii="Times New Roman" w:hAnsi="Times New Roman" w:cs="Times New Roman"/>
                 <w:sz w:val="24"/>
@@ -9671,7 +10032,7 @@
           </w:tcPr>
           <w:p>
             <w:pPr>
-              <w:spacing w:after="160" w:line="276" w:lineRule="auto"/>
+              <w:spacing w:after="160" w:line="360" w:lineRule="auto"/>
               <w:rPr>
                 <w:rFonts w:ascii="Times New Roman" w:hAnsi="Times New Roman" w:cs="Times New Roman"/>
                 <w:sz w:val="24"/>
@@ -9699,7 +10060,7 @@
           </w:tcPr>
           <w:p>
             <w:pPr>
-              <w:spacing w:after="160" w:line="276" w:lineRule="auto"/>
+              <w:spacing w:after="160" w:line="360" w:lineRule="auto"/>
               <w:rPr>
                 <w:rFonts w:ascii="Times New Roman" w:hAnsi="Times New Roman" w:cs="Times New Roman"/>
                 <w:sz w:val="24"/>
@@ -9725,7 +10086,7 @@
           </w:tcPr>
           <w:p>
             <w:pPr>
-              <w:spacing w:after="160" w:line="276" w:lineRule="auto"/>
+              <w:spacing w:after="160" w:line="360" w:lineRule="auto"/>
               <w:rPr>
                 <w:rFonts w:ascii="Times New Roman" w:hAnsi="Times New Roman" w:cs="Times New Roman"/>
                 <w:sz w:val="24"/>
@@ -9753,7 +10114,7 @@
           </w:tcPr>
           <w:p>
             <w:pPr>
-              <w:spacing w:after="160" w:line="276" w:lineRule="auto"/>
+              <w:spacing w:after="160" w:line="360" w:lineRule="auto"/>
               <w:rPr>
                 <w:rFonts w:ascii="Times New Roman" w:hAnsi="Times New Roman" w:cs="Times New Roman"/>
                 <w:sz w:val="24"/>
@@ -9779,7 +10140,7 @@
           </w:tcPr>
           <w:p>
             <w:pPr>
-              <w:spacing w:after="160" w:line="276" w:lineRule="auto"/>
+              <w:spacing w:after="160" w:line="360" w:lineRule="auto"/>
               <w:rPr>
                 <w:rFonts w:ascii="Times New Roman" w:hAnsi="Times New Roman" w:cs="Times New Roman"/>
                 <w:sz w:val="24"/>
@@ -9807,7 +10168,7 @@
           </w:tcPr>
           <w:p>
             <w:pPr>
-              <w:spacing w:after="160" w:line="276" w:lineRule="auto"/>
+              <w:spacing w:after="160" w:line="360" w:lineRule="auto"/>
               <w:rPr>
                 <w:rFonts w:ascii="Times New Roman" w:hAnsi="Times New Roman" w:cs="Times New Roman"/>
                 <w:sz w:val="24"/>
@@ -9833,7 +10194,7 @@
           </w:tcPr>
           <w:p>
             <w:pPr>
-              <w:spacing w:after="160" w:line="276" w:lineRule="auto"/>
+              <w:spacing w:after="160" w:line="360" w:lineRule="auto"/>
               <w:rPr>
                 <w:rFonts w:ascii="Times New Roman" w:hAnsi="Times New Roman" w:cs="Times New Roman"/>
                 <w:sz w:val="24"/>
@@ -9861,7 +10222,7 @@
           </w:tcPr>
           <w:p>
             <w:pPr>
-              <w:spacing w:after="160" w:line="276" w:lineRule="auto"/>
+              <w:spacing w:after="160" w:line="360" w:lineRule="auto"/>
               <w:rPr>
                 <w:rFonts w:ascii="Times New Roman" w:hAnsi="Times New Roman" w:cs="Times New Roman"/>
                 <w:sz w:val="24"/>
@@ -9887,7 +10248,7 @@
           </w:tcPr>
           <w:p>
             <w:pPr>
-              <w:spacing w:after="160" w:line="276" w:lineRule="auto"/>
+              <w:spacing w:after="160" w:line="360" w:lineRule="auto"/>
               <w:rPr>
                 <w:rFonts w:ascii="Times New Roman" w:hAnsi="Times New Roman" w:cs="Times New Roman"/>
                 <w:sz w:val="24"/>
@@ -9911,6 +10272,7 @@
     <w:p>
       <w:pPr>
         <w:pStyle w:val="Heading3"/>
+        <w:spacing w:line="360" w:lineRule="auto"/>
         <w:rPr>
           <w:rFonts w:ascii="Times New Roman" w:hAnsi="Times New Roman" w:cs="Times New Roman"/>
           <w:b/>
@@ -9920,7 +10282,7 @@
           <w:szCs w:val="24"/>
         </w:rPr>
       </w:pPr>
-      <w:bookmarkStart w:id="11" w:name="_Toc226924020"/>
+      <w:bookmarkStart w:id="11" w:name="_Toc231319808"/>
       <w:r>
         <w:rPr>
           <w:rFonts w:ascii="Times New Roman" w:hAnsi="Times New Roman" w:cs="Times New Roman"/>
@@ -9930,7 +10292,6 @@
           <w:sz w:val="24"/>
           <w:szCs w:val="24"/>
         </w:rPr>
-        <w:lastRenderedPageBreak/>
         <w:t>3.2.1.7 Satisfaction</w:t>
       </w:r>
       <w:bookmarkEnd w:id="11"/>
@@ -10001,7 +10362,7 @@
           <w:ilvl w:val="0"/>
           <w:numId w:val="8"/>
         </w:numPr>
-        <w:spacing w:line="276" w:lineRule="auto"/>
+        <w:spacing w:line="360" w:lineRule="auto"/>
         <w:rPr>
           <w:rFonts w:ascii="Times New Roman" w:hAnsi="Times New Roman" w:cs="Times New Roman"/>
           <w:sz w:val="24"/>
@@ -10025,7 +10386,7 @@
           <w:ilvl w:val="0"/>
           <w:numId w:val="8"/>
         </w:numPr>
-        <w:spacing w:line="276" w:lineRule="auto"/>
+        <w:spacing w:line="360" w:lineRule="auto"/>
         <w:rPr>
           <w:rFonts w:ascii="Times New Roman" w:hAnsi="Times New Roman" w:cs="Times New Roman"/>
           <w:sz w:val="24"/>
@@ -10049,7 +10410,7 @@
           <w:ilvl w:val="0"/>
           <w:numId w:val="8"/>
         </w:numPr>
-        <w:spacing w:line="276" w:lineRule="auto"/>
+        <w:spacing w:line="360" w:lineRule="auto"/>
         <w:rPr>
           <w:rFonts w:ascii="Times New Roman" w:hAnsi="Times New Roman" w:cs="Times New Roman"/>
           <w:sz w:val="24"/>
@@ -10073,21 +10434,22 @@
           <w:ilvl w:val="0"/>
           <w:numId w:val="8"/>
         </w:numPr>
-        <w:spacing w:line="276" w:lineRule="auto"/>
-        <w:rPr>
-          <w:rFonts w:ascii="Times New Roman" w:hAnsi="Times New Roman" w:cs="Times New Roman"/>
-          <w:sz w:val="24"/>
-          <w:szCs w:val="24"/>
-          <w:lang w:val="en-US"/>
-        </w:rPr>
-      </w:pPr>
-      <w:r>
-        <w:rPr>
-          <w:rFonts w:ascii="Times New Roman" w:hAnsi="Times New Roman" w:cs="Times New Roman"/>
-          <w:sz w:val="24"/>
-          <w:szCs w:val="24"/>
-          <w:lang w:val="en-US"/>
-        </w:rPr>
+        <w:spacing w:line="360" w:lineRule="auto"/>
+        <w:rPr>
+          <w:rFonts w:ascii="Times New Roman" w:hAnsi="Times New Roman" w:cs="Times New Roman"/>
+          <w:sz w:val="24"/>
+          <w:szCs w:val="24"/>
+          <w:lang w:val="en-US"/>
+        </w:rPr>
+      </w:pPr>
+      <w:r>
+        <w:rPr>
+          <w:rFonts w:ascii="Times New Roman" w:hAnsi="Times New Roman" w:cs="Times New Roman"/>
+          <w:sz w:val="24"/>
+          <w:szCs w:val="24"/>
+          <w:lang w:val="en-US"/>
+        </w:rPr>
+        <w:lastRenderedPageBreak/>
         <w:t xml:space="preserve">Notifications and alerts should help users remain informed without overwhelming them. </w:t>
       </w:r>
     </w:p>
@@ -10097,7 +10459,7 @@
           <w:ilvl w:val="0"/>
           <w:numId w:val="8"/>
         </w:numPr>
-        <w:spacing w:line="276" w:lineRule="auto"/>
+        <w:spacing w:line="360" w:lineRule="auto"/>
         <w:rPr>
           <w:lang w:val="en-US"/>
         </w:rPr>
@@ -10132,6 +10494,7 @@
     <w:p>
       <w:pPr>
         <w:pStyle w:val="Heading3"/>
+        <w:spacing w:line="360" w:lineRule="auto"/>
         <w:rPr>
           <w:rFonts w:ascii="Times New Roman" w:hAnsi="Times New Roman" w:cs="Times New Roman"/>
           <w:b/>
@@ -10141,7 +10504,7 @@
           <w:szCs w:val="24"/>
         </w:rPr>
       </w:pPr>
-      <w:bookmarkStart w:id="12" w:name="_Toc226924021"/>
+      <w:bookmarkStart w:id="12" w:name="_Toc231319809"/>
       <w:r>
         <w:rPr>
           <w:rFonts w:ascii="Times New Roman" w:hAnsi="Times New Roman" w:cs="Times New Roman"/>
@@ -10212,7 +10575,7 @@
           <w:ilvl w:val="0"/>
           <w:numId w:val="9"/>
         </w:numPr>
-        <w:spacing w:line="276" w:lineRule="auto"/>
+        <w:spacing w:line="360" w:lineRule="auto"/>
         <w:rPr>
           <w:rFonts w:ascii="Times New Roman" w:hAnsi="Times New Roman" w:cs="Times New Roman"/>
           <w:sz w:val="24"/>
@@ -10236,7 +10599,7 @@
           <w:ilvl w:val="0"/>
           <w:numId w:val="9"/>
         </w:numPr>
-        <w:spacing w:line="276" w:lineRule="auto"/>
+        <w:spacing w:line="360" w:lineRule="auto"/>
         <w:rPr>
           <w:rFonts w:ascii="Times New Roman" w:hAnsi="Times New Roman" w:cs="Times New Roman"/>
           <w:sz w:val="24"/>
@@ -10260,7 +10623,7 @@
           <w:ilvl w:val="0"/>
           <w:numId w:val="9"/>
         </w:numPr>
-        <w:spacing w:line="276" w:lineRule="auto"/>
+        <w:spacing w:line="360" w:lineRule="auto"/>
         <w:rPr>
           <w:rFonts w:ascii="Times New Roman" w:hAnsi="Times New Roman" w:cs="Times New Roman"/>
           <w:sz w:val="24"/>
@@ -10284,7 +10647,7 @@
           <w:ilvl w:val="0"/>
           <w:numId w:val="9"/>
         </w:numPr>
-        <w:spacing w:line="276" w:lineRule="auto"/>
+        <w:spacing w:line="360" w:lineRule="auto"/>
         <w:rPr>
           <w:rFonts w:ascii="Times New Roman" w:hAnsi="Times New Roman" w:cs="Times New Roman"/>
           <w:sz w:val="24"/>
@@ -10328,7 +10691,7 @@
           <w:ilvl w:val="0"/>
           <w:numId w:val="9"/>
         </w:numPr>
-        <w:spacing w:line="276" w:lineRule="auto"/>
+        <w:spacing w:line="360" w:lineRule="auto"/>
         <w:rPr>
           <w:rFonts w:ascii="Times New Roman" w:hAnsi="Times New Roman" w:cs="Times New Roman"/>
           <w:sz w:val="24"/>
@@ -10348,18 +10711,29 @@
     </w:p>
     <w:p>
       <w:pPr>
-        <w:spacing w:line="276" w:lineRule="auto"/>
-        <w:rPr>
-          <w:rFonts w:ascii="Times New Roman" w:hAnsi="Times New Roman" w:cs="Times New Roman"/>
-          <w:sz w:val="24"/>
-          <w:szCs w:val="24"/>
-          <w:lang w:val="en-US"/>
-        </w:rPr>
-      </w:pPr>
-    </w:p>
-    <w:p>
-      <w:pPr>
-        <w:spacing w:line="276" w:lineRule="auto"/>
+        <w:spacing w:line="360" w:lineRule="auto"/>
+        <w:rPr>
+          <w:rFonts w:ascii="Times New Roman" w:hAnsi="Times New Roman" w:cs="Times New Roman"/>
+          <w:sz w:val="24"/>
+          <w:szCs w:val="24"/>
+          <w:lang w:val="en-US"/>
+        </w:rPr>
+      </w:pPr>
+    </w:p>
+    <w:p>
+      <w:pPr>
+        <w:spacing w:line="360" w:lineRule="auto"/>
+        <w:rPr>
+          <w:rFonts w:ascii="Times New Roman" w:hAnsi="Times New Roman" w:cs="Times New Roman"/>
+          <w:sz w:val="24"/>
+          <w:szCs w:val="24"/>
+          <w:lang w:val="en-US"/>
+        </w:rPr>
+      </w:pPr>
+    </w:p>
+    <w:p>
+      <w:pPr>
+        <w:spacing w:line="360" w:lineRule="auto"/>
         <w:rPr>
           <w:rFonts w:ascii="Times New Roman" w:hAnsi="Times New Roman" w:cs="Times New Roman"/>
           <w:sz w:val="24"/>
@@ -10371,6 +10745,7 @@
     <w:p>
       <w:pPr>
         <w:pStyle w:val="Heading2"/>
+        <w:spacing w:line="360" w:lineRule="auto"/>
         <w:rPr>
           <w:rFonts w:ascii="Times New Roman" w:hAnsi="Times New Roman" w:cs="Times New Roman"/>
           <w:b/>
@@ -10380,7 +10755,7 @@
           <w:szCs w:val="24"/>
         </w:rPr>
       </w:pPr>
-      <w:bookmarkStart w:id="13" w:name="_Toc226924022"/>
+      <w:bookmarkStart w:id="13" w:name="_Toc231319810"/>
       <w:r>
         <w:rPr>
           <w:rFonts w:ascii="Times New Roman" w:hAnsi="Times New Roman" w:cs="Times New Roman"/>
@@ -10390,7 +10765,6 @@
           <w:sz w:val="24"/>
           <w:szCs w:val="24"/>
         </w:rPr>
-        <w:lastRenderedPageBreak/>
         <w:t>3.2.2 Organizational Requirements</w:t>
       </w:r>
       <w:bookmarkEnd w:id="13"/>
@@ -10398,6 +10772,7 @@
     <w:p>
       <w:pPr>
         <w:pStyle w:val="Heading3"/>
+        <w:spacing w:line="360" w:lineRule="auto"/>
         <w:rPr>
           <w:rFonts w:ascii="Times New Roman" w:hAnsi="Times New Roman" w:cs="Times New Roman"/>
           <w:b/>
@@ -10407,7 +10782,7 @@
           <w:szCs w:val="24"/>
         </w:rPr>
       </w:pPr>
-      <w:bookmarkStart w:id="14" w:name="_Toc226924023"/>
+      <w:bookmarkStart w:id="14" w:name="_Toc231319811"/>
       <w:r>
         <w:rPr>
           <w:rFonts w:ascii="Times New Roman" w:hAnsi="Times New Roman" w:cs="Times New Roman"/>
@@ -10469,6 +10844,7 @@
           <w:szCs w:val="24"/>
           <w:lang w:val="en-US"/>
         </w:rPr>
+        <w:lastRenderedPageBreak/>
         <w:t>The availability requirements are:</w:t>
       </w:r>
     </w:p>
@@ -10595,6 +10971,7 @@
     <w:p>
       <w:pPr>
         <w:pStyle w:val="Heading3"/>
+        <w:spacing w:line="360" w:lineRule="auto"/>
         <w:rPr>
           <w:rFonts w:ascii="Times New Roman" w:hAnsi="Times New Roman" w:cs="Times New Roman"/>
           <w:b/>
@@ -10604,7 +10981,7 @@
           <w:szCs w:val="24"/>
         </w:rPr>
       </w:pPr>
-      <w:bookmarkStart w:id="15" w:name="_Toc226924024"/>
+      <w:bookmarkStart w:id="15" w:name="_Toc231319812"/>
       <w:r>
         <w:rPr>
           <w:rFonts w:ascii="Times New Roman" w:hAnsi="Times New Roman" w:cs="Times New Roman"/>
@@ -11007,36 +11384,13 @@
           <w:lang w:val="en-US"/>
         </w:rPr>
       </w:pPr>
-    </w:p>
-    <w:p>
-      <w:pPr>
-        <w:spacing w:line="360" w:lineRule="auto"/>
-        <w:rPr>
-          <w:rFonts w:ascii="Times New Roman" w:hAnsi="Times New Roman" w:cs="Times New Roman"/>
-          <w:sz w:val="24"/>
-          <w:szCs w:val="24"/>
-          <w:lang w:val="en-US"/>
-        </w:rPr>
-      </w:pPr>
-    </w:p>
-    <w:p>
-      <w:pPr>
-        <w:spacing w:line="276" w:lineRule="auto"/>
-        <w:rPr>
-          <w:rFonts w:ascii="Times New Roman" w:hAnsi="Times New Roman" w:cs="Times New Roman"/>
-          <w:sz w:val="24"/>
-          <w:szCs w:val="24"/>
-          <w:lang w:val="en-US"/>
-        </w:rPr>
-      </w:pPr>
-      <w:r>
-        <w:rPr>
-          <w:rFonts w:ascii="Times New Roman" w:hAnsi="Times New Roman" w:cs="Times New Roman"/>
-          <w:sz w:val="24"/>
-          <w:szCs w:val="24"/>
-          <w:lang w:val="en-US"/>
-        </w:rPr>
-        <w:lastRenderedPageBreak/>
+      <w:r>
+        <w:rPr>
+          <w:rFonts w:ascii="Times New Roman" w:hAnsi="Times New Roman" w:cs="Times New Roman"/>
+          <w:sz w:val="24"/>
+          <w:szCs w:val="24"/>
+          <w:lang w:val="en-US"/>
+        </w:rPr>
         <w:t>The system should therefore:</w:t>
       </w:r>
     </w:p>
@@ -11139,6 +11493,7 @@
     <w:p>
       <w:pPr>
         <w:pStyle w:val="Heading3"/>
+        <w:spacing w:line="360" w:lineRule="auto"/>
         <w:rPr>
           <w:rFonts w:ascii="Times New Roman" w:hAnsi="Times New Roman" w:cs="Times New Roman"/>
           <w:b/>
@@ -11149,7 +11504,7 @@
           <w:lang w:val="en-US"/>
         </w:rPr>
       </w:pPr>
-      <w:bookmarkStart w:id="16" w:name="_Toc226924025"/>
+      <w:bookmarkStart w:id="16" w:name="_Toc231319813"/>
       <w:r>
         <w:rPr>
           <w:rFonts w:ascii="Times New Roman" w:hAnsi="Times New Roman" w:cs="Times New Roman"/>
@@ -11159,6 +11514,7 @@
           <w:sz w:val="24"/>
           <w:szCs w:val="24"/>
         </w:rPr>
+        <w:lastRenderedPageBreak/>
         <w:t>3.2.2.3 Monitoring</w:t>
       </w:r>
       <w:bookmarkEnd w:id="16"/>
@@ -11196,7 +11552,7 @@
     </w:p>
     <w:p>
       <w:pPr>
-        <w:spacing w:line="276" w:lineRule="auto"/>
+        <w:spacing w:line="360" w:lineRule="auto"/>
         <w:rPr>
           <w:rFonts w:ascii="Times New Roman" w:hAnsi="Times New Roman" w:cs="Times New Roman"/>
           <w:sz w:val="24"/>
@@ -11337,6 +11693,7 @@
     <w:p>
       <w:pPr>
         <w:pStyle w:val="Heading3"/>
+        <w:spacing w:line="360" w:lineRule="auto"/>
         <w:rPr>
           <w:rFonts w:ascii="Times New Roman" w:hAnsi="Times New Roman" w:cs="Times New Roman"/>
           <w:b/>
@@ -11346,7 +11703,7 @@
           <w:szCs w:val="24"/>
         </w:rPr>
       </w:pPr>
-      <w:bookmarkStart w:id="17" w:name="_Toc226924026"/>
+      <w:bookmarkStart w:id="17" w:name="_Toc231319814"/>
       <w:r>
         <w:rPr>
           <w:rFonts w:ascii="Times New Roman" w:hAnsi="Times New Roman" w:cs="Times New Roman"/>
@@ -11406,7 +11763,7 @@
           <w:ilvl w:val="0"/>
           <w:numId w:val="13"/>
         </w:numPr>
-        <w:spacing w:line="360" w:lineRule="auto"/>
+        <w:spacing w:line="276" w:lineRule="auto"/>
         <w:rPr>
           <w:rFonts w:ascii="Times New Roman" w:hAnsi="Times New Roman" w:cs="Times New Roman"/>
           <w:sz w:val="24"/>
@@ -11430,7 +11787,7 @@
           <w:ilvl w:val="0"/>
           <w:numId w:val="13"/>
         </w:numPr>
-        <w:spacing w:line="360" w:lineRule="auto"/>
+        <w:spacing w:line="276" w:lineRule="auto"/>
         <w:rPr>
           <w:rFonts w:ascii="Times New Roman" w:hAnsi="Times New Roman" w:cs="Times New Roman"/>
           <w:sz w:val="24"/>
@@ -11454,7 +11811,7 @@
           <w:ilvl w:val="0"/>
           <w:numId w:val="13"/>
         </w:numPr>
-        <w:spacing w:line="360" w:lineRule="auto"/>
+        <w:spacing w:line="276" w:lineRule="auto"/>
         <w:rPr>
           <w:rFonts w:ascii="Times New Roman" w:hAnsi="Times New Roman" w:cs="Times New Roman"/>
           <w:sz w:val="24"/>
@@ -11478,7 +11835,7 @@
           <w:ilvl w:val="0"/>
           <w:numId w:val="13"/>
         </w:numPr>
-        <w:spacing w:line="360" w:lineRule="auto"/>
+        <w:spacing w:line="276" w:lineRule="auto"/>
         <w:rPr>
           <w:rFonts w:ascii="Times New Roman" w:hAnsi="Times New Roman" w:cs="Times New Roman"/>
           <w:sz w:val="24"/>
@@ -11502,27 +11859,28 @@
           <w:ilvl w:val="0"/>
           <w:numId w:val="13"/>
         </w:numPr>
+        <w:spacing w:line="276" w:lineRule="auto"/>
+        <w:rPr>
+          <w:rFonts w:ascii="Times New Roman" w:hAnsi="Times New Roman" w:cs="Times New Roman"/>
+          <w:sz w:val="24"/>
+          <w:szCs w:val="24"/>
+          <w:lang w:val="en-US"/>
+        </w:rPr>
+      </w:pPr>
+      <w:r>
+        <w:rPr>
+          <w:rFonts w:ascii="Times New Roman" w:hAnsi="Times New Roman" w:cs="Times New Roman"/>
+          <w:sz w:val="24"/>
+          <w:szCs w:val="24"/>
+          <w:lang w:val="en-US"/>
+        </w:rPr>
+        <w:t>The codebase should be organized in a way that supports testing and future enhancement.</w:t>
+      </w:r>
+    </w:p>
+    <w:p>
+      <w:pPr>
+        <w:pStyle w:val="Heading3"/>
         <w:spacing w:line="360" w:lineRule="auto"/>
-        <w:rPr>
-          <w:rFonts w:ascii="Times New Roman" w:hAnsi="Times New Roman" w:cs="Times New Roman"/>
-          <w:sz w:val="24"/>
-          <w:szCs w:val="24"/>
-          <w:lang w:val="en-US"/>
-        </w:rPr>
-      </w:pPr>
-      <w:r>
-        <w:rPr>
-          <w:rFonts w:ascii="Times New Roman" w:hAnsi="Times New Roman" w:cs="Times New Roman"/>
-          <w:sz w:val="24"/>
-          <w:szCs w:val="24"/>
-          <w:lang w:val="en-US"/>
-        </w:rPr>
-        <w:t>The codebase should be organized in a way that supports testing and future enhancement.</w:t>
-      </w:r>
-    </w:p>
-    <w:p>
-      <w:pPr>
-        <w:pStyle w:val="Heading3"/>
         <w:rPr>
           <w:rFonts w:ascii="Times New Roman" w:hAnsi="Times New Roman" w:cs="Times New Roman"/>
           <w:b/>
@@ -11532,7 +11890,7 @@
           <w:szCs w:val="24"/>
         </w:rPr>
       </w:pPr>
-      <w:bookmarkStart w:id="18" w:name="_Toc226924027"/>
+      <w:bookmarkStart w:id="18" w:name="_Toc231319815"/>
       <w:r>
         <w:rPr>
           <w:rFonts w:ascii="Times New Roman" w:hAnsi="Times New Roman" w:cs="Times New Roman"/>
@@ -11542,7 +11900,6 @@
           <w:sz w:val="24"/>
           <w:szCs w:val="24"/>
         </w:rPr>
-        <w:lastRenderedPageBreak/>
         <w:t>3.2.2.5 Operations</w:t>
       </w:r>
       <w:bookmarkEnd w:id="18"/>
@@ -11742,6 +12099,7 @@
                 <w:szCs w:val="24"/>
                 <w:lang w:val="en-US"/>
               </w:rPr>
+              <w:lastRenderedPageBreak/>
               <w:t>Configuration</w:t>
             </w:r>
           </w:p>
@@ -11949,6 +12307,7 @@
     <w:p>
       <w:pPr>
         <w:pStyle w:val="Heading3"/>
+        <w:spacing w:line="360" w:lineRule="auto"/>
         <w:rPr>
           <w:rFonts w:ascii="Times New Roman" w:hAnsi="Times New Roman" w:cs="Times New Roman"/>
           <w:b/>
@@ -11958,7 +12317,7 @@
           <w:szCs w:val="24"/>
         </w:rPr>
       </w:pPr>
-      <w:bookmarkStart w:id="19" w:name="_Toc226924028"/>
+      <w:bookmarkStart w:id="19" w:name="_Toc231319816"/>
       <w:r>
         <w:rPr>
           <w:rFonts w:ascii="Times New Roman" w:hAnsi="Times New Roman" w:cs="Times New Roman"/>
@@ -12137,6 +12496,7 @@
     <w:p>
       <w:pPr>
         <w:pStyle w:val="Heading3"/>
+        <w:spacing w:line="360" w:lineRule="auto"/>
         <w:rPr>
           <w:rFonts w:ascii="Times New Roman" w:hAnsi="Times New Roman" w:cs="Times New Roman"/>
           <w:b/>
@@ -12146,7 +12506,7 @@
           <w:szCs w:val="24"/>
         </w:rPr>
       </w:pPr>
-      <w:bookmarkStart w:id="20" w:name="_Toc226924029"/>
+      <w:bookmarkStart w:id="20" w:name="_Toc231319817"/>
       <w:r>
         <w:rPr>
           <w:rFonts w:ascii="Times New Roman" w:hAnsi="Times New Roman" w:cs="Times New Roman"/>
@@ -12156,7 +12516,6 @@
           <w:sz w:val="24"/>
           <w:szCs w:val="24"/>
         </w:rPr>
-        <w:lastRenderedPageBreak/>
         <w:t>3.2.2.7 Portability</w:t>
       </w:r>
       <w:bookmarkEnd w:id="20"/>
@@ -12183,7 +12542,7 @@
     </w:p>
     <w:p>
       <w:pPr>
-        <w:spacing w:line="276" w:lineRule="auto"/>
+        <w:spacing w:line="360" w:lineRule="auto"/>
         <w:rPr>
           <w:rFonts w:ascii="Times New Roman" w:hAnsi="Times New Roman" w:cs="Times New Roman"/>
           <w:sz w:val="24"/>
@@ -12294,12 +12653,14 @@
           <w:szCs w:val="24"/>
           <w:lang w:val="en-US"/>
         </w:rPr>
+        <w:lastRenderedPageBreak/>
         <w:t>The application should remain functional across supported browsers and devices.</w:t>
       </w:r>
     </w:p>
     <w:p>
       <w:pPr>
         <w:pStyle w:val="Heading2"/>
+        <w:spacing w:line="360" w:lineRule="auto"/>
         <w:rPr>
           <w:rFonts w:ascii="Times New Roman" w:hAnsi="Times New Roman" w:cs="Times New Roman"/>
           <w:b/>
@@ -12309,7 +12670,7 @@
           <w:szCs w:val="24"/>
         </w:rPr>
       </w:pPr>
-      <w:bookmarkStart w:id="21" w:name="_Toc226924030"/>
+      <w:bookmarkStart w:id="21" w:name="_Toc231319818"/>
       <w:r>
         <w:rPr>
           <w:rFonts w:ascii="Times New Roman" w:hAnsi="Times New Roman" w:cs="Times New Roman"/>
@@ -12326,6 +12687,7 @@
     <w:p>
       <w:pPr>
         <w:pStyle w:val="Heading3"/>
+        <w:spacing w:line="360" w:lineRule="auto"/>
         <w:rPr>
           <w:rFonts w:ascii="Times New Roman" w:hAnsi="Times New Roman" w:cs="Times New Roman"/>
           <w:b/>
@@ -12335,7 +12697,7 @@
           <w:szCs w:val="24"/>
         </w:rPr>
       </w:pPr>
-      <w:bookmarkStart w:id="22" w:name="_Toc226924031"/>
+      <w:bookmarkStart w:id="22" w:name="_Toc231319819"/>
       <w:r>
         <w:rPr>
           <w:rFonts w:ascii="Times New Roman" w:hAnsi="Times New Roman" w:cs="Times New Roman"/>
@@ -12805,6 +13167,7 @@
     <w:p>
       <w:pPr>
         <w:pStyle w:val="Heading3"/>
+        <w:spacing w:line="360" w:lineRule="auto"/>
         <w:rPr>
           <w:rFonts w:ascii="Times New Roman" w:hAnsi="Times New Roman" w:cs="Times New Roman"/>
           <w:b/>
@@ -12814,7 +13177,7 @@
           <w:szCs w:val="24"/>
         </w:rPr>
       </w:pPr>
-      <w:bookmarkStart w:id="23" w:name="_Toc226924032"/>
+      <w:bookmarkStart w:id="23" w:name="_Toc231319820"/>
       <w:r>
         <w:rPr>
           <w:rFonts w:ascii="Times New Roman" w:hAnsi="Times New Roman" w:cs="Times New Roman"/>
@@ -12824,7 +13187,6 @@
           <w:sz w:val="24"/>
           <w:szCs w:val="24"/>
         </w:rPr>
-        <w:lastRenderedPageBreak/>
         <w:t>3.2.3.2 Protection</w:t>
       </w:r>
       <w:bookmarkEnd w:id="23"/>
@@ -12862,7 +13224,7 @@
     </w:p>
     <w:p>
       <w:pPr>
-        <w:spacing w:line="276" w:lineRule="auto"/>
+        <w:spacing w:line="360" w:lineRule="auto"/>
         <w:rPr>
           <w:rFonts w:ascii="Times New Roman" w:hAnsi="Times New Roman" w:cs="Times New Roman"/>
           <w:sz w:val="24"/>
@@ -12949,6 +13311,7 @@
           <w:szCs w:val="24"/>
           <w:lang w:val="en-US"/>
         </w:rPr>
+        <w:lastRenderedPageBreak/>
         <w:t xml:space="preserve">Backend rules should prevent unauthorized viewing or modification of records. </w:t>
       </w:r>
     </w:p>
@@ -13003,6 +13366,7 @@
     <w:p>
       <w:pPr>
         <w:pStyle w:val="Heading3"/>
+        <w:spacing w:line="360" w:lineRule="auto"/>
         <w:rPr>
           <w:rFonts w:ascii="Times New Roman" w:hAnsi="Times New Roman" w:cs="Times New Roman"/>
           <w:b/>
@@ -13012,7 +13376,7 @@
           <w:szCs w:val="24"/>
         </w:rPr>
       </w:pPr>
-      <w:bookmarkStart w:id="24" w:name="_Toc226924033"/>
+      <w:bookmarkStart w:id="24" w:name="_Toc231319821"/>
       <w:r>
         <w:rPr>
           <w:rFonts w:ascii="Times New Roman" w:hAnsi="Times New Roman" w:cs="Times New Roman"/>
@@ -13059,7 +13423,7 @@
     </w:p>
     <w:p>
       <w:pPr>
-        <w:spacing w:line="276" w:lineRule="auto"/>
+        <w:spacing w:line="360" w:lineRule="auto"/>
         <w:rPr>
           <w:rFonts w:ascii="Times New Roman" w:hAnsi="Times New Roman" w:cs="Times New Roman"/>
           <w:sz w:val="24"/>
@@ -13247,29 +13611,18 @@
     </w:p>
     <w:p>
       <w:pPr>
-        <w:spacing w:line="276" w:lineRule="auto"/>
-        <w:rPr>
-          <w:rFonts w:ascii="Times New Roman" w:hAnsi="Times New Roman" w:cs="Times New Roman"/>
-          <w:sz w:val="24"/>
-          <w:szCs w:val="24"/>
-          <w:lang w:val="en-US"/>
-        </w:rPr>
-      </w:pPr>
-    </w:p>
-    <w:p>
-      <w:pPr>
-        <w:spacing w:line="276" w:lineRule="auto"/>
-        <w:rPr>
-          <w:rFonts w:ascii="Times New Roman" w:hAnsi="Times New Roman" w:cs="Times New Roman"/>
-          <w:sz w:val="24"/>
-          <w:szCs w:val="24"/>
-          <w:lang w:val="en-US"/>
-        </w:rPr>
-      </w:pPr>
-    </w:p>
-    <w:p>
-      <w:pPr>
-        <w:spacing w:line="276" w:lineRule="auto"/>
+        <w:spacing w:line="360" w:lineRule="auto"/>
+        <w:rPr>
+          <w:rFonts w:ascii="Times New Roman" w:hAnsi="Times New Roman" w:cs="Times New Roman"/>
+          <w:sz w:val="24"/>
+          <w:szCs w:val="24"/>
+          <w:lang w:val="en-US"/>
+        </w:rPr>
+      </w:pPr>
+    </w:p>
+    <w:p>
+      <w:pPr>
+        <w:spacing w:line="360" w:lineRule="auto"/>
         <w:rPr>
           <w:rFonts w:ascii="Times New Roman" w:hAnsi="Times New Roman" w:cs="Times New Roman"/>
           <w:sz w:val="24"/>
@@ -13281,6 +13634,7 @@
     <w:p>
       <w:pPr>
         <w:pStyle w:val="Heading1"/>
+        <w:spacing w:line="360" w:lineRule="auto"/>
         <w:rPr>
           <w:rFonts w:ascii="Times New Roman" w:hAnsi="Times New Roman" w:cs="Times New Roman"/>
           <w:b/>
@@ -13289,7 +13643,7 @@
           <w:szCs w:val="24"/>
         </w:rPr>
       </w:pPr>
-      <w:bookmarkStart w:id="25" w:name="_Toc226924034"/>
+      <w:bookmarkStart w:id="25" w:name="_Toc231319822"/>
       <w:r>
         <w:rPr>
           <w:rFonts w:ascii="Times New Roman" w:hAnsi="Times New Roman" w:cs="Times New Roman"/>
@@ -13299,7 +13653,6 @@
           <w:sz w:val="24"/>
           <w:szCs w:val="24"/>
         </w:rPr>
-        <w:lastRenderedPageBreak/>
         <w:t>3.3 Domain Requirements</w:t>
       </w:r>
       <w:bookmarkEnd w:id="25"/>
@@ -13400,6 +13753,7 @@
           <w:szCs w:val="24"/>
           <w:lang w:val="en-US"/>
         </w:rPr>
+        <w:lastRenderedPageBreak/>
         <w:t xml:space="preserve">Students shall register only for offerings they are eligible to take. </w:t>
       </w:r>
     </w:p>
@@ -13567,13 +13921,7 @@
         <w:t xml:space="preserve"> </w:t>
       </w:r>
     </w:p>
-    <w:p>
-      <w:pPr>
-        <w:rPr>
-          <w:lang w:val="en-DE"/>
-        </w:rPr>
-      </w:pPr>
-    </w:p>
+    <w:p/>
     <w:sectPr>
       <w:pgSz w:w="12240" w:h="15840"/>
       <w:pgMar w:top="1440" w:right="1440" w:bottom="1440" w:left="1440" w:header="708" w:footer="708" w:gutter="0"/>
